--- a/deliverables/inland_transport_2026-10/docx/QASOP_0XX_A02.docx
+++ b/deliverables/inland_transport_2026-10/docx/QASOP_0XX_A02.docx
@@ -4729,7 +4729,7 @@
           <w:color w:val="595959"/>
           <w:sz w:val="20"/>
         </w:rPr>
-        <w:t>Опсег за готов производ, меѓупроизвод и мостри: 15–25 °C, RH ≤ 60 %; клонови: +2 до +8 °C; семе: 5–20 °C (WHSOP_003 §6.1).</w:t>
+        <w:t>Опсег за готов производ и меѓупроизвод: 15–25 °C, RH ≤ 60 %; клонови: +2 до +8 °C; семе: 5–20 °C (WHSOP_003 §6.1).</w:t>
       </w:r>
       <w:r>
         <w:rPr>
@@ -4749,7 +4749,7 @@
           <w:color w:val="595959"/>
           <w:sz w:val="16"/>
         </w:rPr>
-        <w:t>Range for finished product, intermediate and samples: 15–25 °C, RH ≤ 60 %; clones: +2 to +8 °C; seeds: 5–20 °C (WHSOP_003 §6.1).</w:t>
+        <w:t>Range for finished product and intermediate: 15–25 °C, RH ≤ 60 %; clones: +2 to +8 °C; seeds: 5–20 °C (WHSOP_003 §6.1).</w:t>
       </w:r>
     </w:p>
     <w:p>

--- a/deliverables/inland_transport_2026-10/docx/QASOP_0XX_A02.docx
+++ b/deliverables/inland_transport_2026-10/docx/QASOP_0XX_A02.docx
@@ -193,6 +193,7 @@
     <w:p/>
     <w:p>
       <w:pPr>
+        <w:keepNext/>
         <w:spacing w:before="140" w:after="60"/>
       </w:pPr>
       <w:r>
@@ -774,6 +775,7 @@
     </w:tbl>
     <w:p>
       <w:pPr>
+        <w:keepNext/>
         <w:spacing w:before="140" w:after="60"/>
       </w:pPr>
       <w:r>
@@ -1324,6 +1326,7 @@
     </w:p>
     <w:p>
       <w:pPr>
+        <w:keepNext/>
         <w:spacing w:before="240" w:after="140"/>
         <w:outlineLvl w:val="0"/>
       </w:pPr>
@@ -1432,6 +1435,7 @@
     </w:p>
     <w:p>
       <w:pPr>
+        <w:keepNext/>
         <w:spacing w:before="240" w:after="140"/>
         <w:outlineLvl w:val="0"/>
       </w:pPr>
@@ -1491,6 +1495,7 @@
       <w:tr>
         <w:trPr>
           <w:tblHeader w:val="true"/>
+          <w:cantSplit/>
         </w:trPr>
         <w:tc>
           <w:tcPr>
@@ -1500,6 +1505,7 @@
           </w:tcPr>
           <w:p>
             <w:pPr>
+              <w:keepNext/>
               <w:spacing w:before="20" w:after="20"/>
               <w:jc w:val="center"/>
             </w:pPr>
@@ -1544,6 +1550,7 @@
           </w:tcPr>
           <w:p>
             <w:pPr>
+              <w:keepNext/>
               <w:spacing w:before="20" w:after="20"/>
               <w:jc w:val="center"/>
             </w:pPr>
@@ -1588,6 +1595,7 @@
           </w:tcPr>
           <w:p>
             <w:pPr>
+              <w:keepNext/>
               <w:spacing w:before="20" w:after="20"/>
               <w:jc w:val="center"/>
             </w:pPr>
@@ -1632,6 +1640,7 @@
           </w:tcPr>
           <w:p>
             <w:pPr>
+              <w:keepNext/>
               <w:spacing w:before="20" w:after="20"/>
               <w:jc w:val="center"/>
             </w:pPr>
@@ -1670,6 +1679,9 @@
         </w:tc>
       </w:tr>
       <w:tr>
+        <w:trPr>
+          <w:cantSplit/>
+        </w:trPr>
         <w:tc>
           <w:tcPr>
             <w:shd w:val="clear" w:color="auto" w:fill="F2F2F2"/>
@@ -1678,6 +1690,7 @@
           </w:tcPr>
           <w:p>
             <w:pPr>
+              <w:keepNext/>
               <w:spacing w:before="20" w:after="20"/>
               <w:jc w:val="center"/>
             </w:pPr>
@@ -1721,6 +1734,7 @@
           </w:tcPr>
           <w:p>
             <w:pPr>
+              <w:keepNext/>
               <w:spacing w:before="20" w:after="20"/>
               <w:jc w:val="center"/>
             </w:pPr>
@@ -1734,6 +1748,7 @@
           </w:tcPr>
           <w:p>
             <w:pPr>
+              <w:keepNext/>
               <w:spacing w:before="20" w:after="20"/>
               <w:jc w:val="center"/>
             </w:pPr>
@@ -1747,6 +1762,7 @@
           </w:tcPr>
           <w:p>
             <w:pPr>
+              <w:keepNext/>
               <w:spacing w:before="20" w:after="20"/>
               <w:jc w:val="center"/>
             </w:pPr>
@@ -1755,6 +1771,9 @@
         </w:tc>
       </w:tr>
       <w:tr>
+        <w:trPr>
+          <w:cantSplit/>
+        </w:trPr>
         <w:tc>
           <w:tcPr>
             <w:shd w:val="clear" w:color="auto" w:fill="F2F2F2"/>
@@ -1763,6 +1782,7 @@
           </w:tcPr>
           <w:p>
             <w:pPr>
+              <w:keepNext/>
               <w:spacing w:before="20" w:after="20"/>
               <w:jc w:val="center"/>
             </w:pPr>
@@ -1806,6 +1826,7 @@
           </w:tcPr>
           <w:p>
             <w:pPr>
+              <w:keepNext/>
               <w:spacing w:before="20" w:after="20"/>
               <w:jc w:val="center"/>
             </w:pPr>
@@ -1819,6 +1840,7 @@
           </w:tcPr>
           <w:p>
             <w:pPr>
+              <w:keepNext/>
               <w:spacing w:before="20" w:after="20"/>
               <w:jc w:val="center"/>
             </w:pPr>
@@ -1832,6 +1854,7 @@
           </w:tcPr>
           <w:p>
             <w:pPr>
+              <w:keepNext/>
               <w:spacing w:before="20" w:after="20"/>
               <w:jc w:val="center"/>
             </w:pPr>
@@ -1840,6 +1863,9 @@
         </w:tc>
       </w:tr>
       <w:tr>
+        <w:trPr>
+          <w:cantSplit/>
+        </w:trPr>
         <w:tc>
           <w:tcPr>
             <w:shd w:val="clear" w:color="auto" w:fill="F2F2F2"/>
@@ -1848,6 +1874,7 @@
           </w:tcPr>
           <w:p>
             <w:pPr>
+              <w:keepNext/>
               <w:spacing w:before="20" w:after="20"/>
               <w:jc w:val="center"/>
             </w:pPr>
@@ -1891,6 +1918,7 @@
           </w:tcPr>
           <w:p>
             <w:pPr>
+              <w:keepNext/>
               <w:spacing w:before="20" w:after="20"/>
               <w:jc w:val="center"/>
             </w:pPr>
@@ -1904,6 +1932,7 @@
           </w:tcPr>
           <w:p>
             <w:pPr>
+              <w:keepNext/>
               <w:spacing w:before="20" w:after="20"/>
               <w:jc w:val="center"/>
             </w:pPr>
@@ -1917,6 +1946,7 @@
           </w:tcPr>
           <w:p>
             <w:pPr>
+              <w:keepNext/>
               <w:spacing w:before="20" w:after="20"/>
               <w:jc w:val="center"/>
             </w:pPr>
@@ -1925,6 +1955,9 @@
         </w:tc>
       </w:tr>
       <w:tr>
+        <w:trPr>
+          <w:cantSplit/>
+        </w:trPr>
         <w:tc>
           <w:tcPr>
             <w:shd w:val="clear" w:color="auto" w:fill="F2F2F2"/>
@@ -1933,6 +1966,7 @@
           </w:tcPr>
           <w:p>
             <w:pPr>
+              <w:keepNext/>
               <w:spacing w:before="20" w:after="20"/>
               <w:jc w:val="center"/>
             </w:pPr>
@@ -1976,6 +2010,7 @@
           </w:tcPr>
           <w:p>
             <w:pPr>
+              <w:keepNext/>
               <w:spacing w:before="20" w:after="20"/>
               <w:jc w:val="center"/>
             </w:pPr>
@@ -1989,6 +2024,7 @@
           </w:tcPr>
           <w:p>
             <w:pPr>
+              <w:keepNext/>
               <w:spacing w:before="20" w:after="20"/>
               <w:jc w:val="center"/>
             </w:pPr>
@@ -2002,6 +2038,7 @@
           </w:tcPr>
           <w:p>
             <w:pPr>
+              <w:keepNext/>
               <w:spacing w:before="20" w:after="20"/>
               <w:jc w:val="center"/>
             </w:pPr>
@@ -2010,6 +2047,9 @@
         </w:tc>
       </w:tr>
       <w:tr>
+        <w:trPr>
+          <w:cantSplit/>
+        </w:trPr>
         <w:tc>
           <w:tcPr>
             <w:shd w:val="clear" w:color="auto" w:fill="F2F2F2"/>
@@ -2018,6 +2058,7 @@
           </w:tcPr>
           <w:p>
             <w:pPr>
+              <w:keepNext/>
               <w:spacing w:before="20" w:after="20"/>
               <w:jc w:val="center"/>
             </w:pPr>
@@ -2061,6 +2102,7 @@
           </w:tcPr>
           <w:p>
             <w:pPr>
+              <w:keepNext/>
               <w:spacing w:before="20" w:after="20"/>
               <w:jc w:val="center"/>
             </w:pPr>
@@ -2074,6 +2116,7 @@
           </w:tcPr>
           <w:p>
             <w:pPr>
+              <w:keepNext/>
               <w:spacing w:before="20" w:after="20"/>
               <w:jc w:val="center"/>
             </w:pPr>
@@ -2087,6 +2130,7 @@
           </w:tcPr>
           <w:p>
             <w:pPr>
+              <w:keepNext/>
               <w:spacing w:before="20" w:after="20"/>
               <w:jc w:val="center"/>
             </w:pPr>
@@ -2095,6 +2139,9 @@
         </w:tc>
       </w:tr>
       <w:tr>
+        <w:trPr>
+          <w:cantSplit/>
+        </w:trPr>
         <w:tc>
           <w:tcPr>
             <w:shd w:val="clear" w:color="auto" w:fill="F2F2F2"/>
@@ -2103,6 +2150,7 @@
           </w:tcPr>
           <w:p>
             <w:pPr>
+              <w:keepNext/>
               <w:spacing w:before="20" w:after="20"/>
               <w:jc w:val="center"/>
             </w:pPr>
@@ -2146,6 +2194,7 @@
           </w:tcPr>
           <w:p>
             <w:pPr>
+              <w:keepNext/>
               <w:spacing w:before="20" w:after="20"/>
               <w:jc w:val="center"/>
             </w:pPr>
@@ -2159,6 +2208,7 @@
           </w:tcPr>
           <w:p>
             <w:pPr>
+              <w:keepNext/>
               <w:spacing w:before="20" w:after="20"/>
               <w:jc w:val="center"/>
             </w:pPr>
@@ -2172,6 +2222,7 @@
           </w:tcPr>
           <w:p>
             <w:pPr>
+              <w:keepNext/>
               <w:spacing w:before="20" w:after="20"/>
               <w:jc w:val="center"/>
             </w:pPr>
@@ -2180,6 +2231,9 @@
         </w:tc>
       </w:tr>
       <w:tr>
+        <w:trPr>
+          <w:cantSplit/>
+        </w:trPr>
         <w:tc>
           <w:tcPr>
             <w:shd w:val="clear" w:color="auto" w:fill="F2F2F2"/>
@@ -2267,6 +2321,7 @@
     </w:tbl>
     <w:p>
       <w:pPr>
+        <w:keepNext/>
         <w:spacing w:before="140" w:after="60"/>
       </w:pPr>
       <w:r>
@@ -2325,6 +2380,7 @@
       <w:tr>
         <w:trPr>
           <w:tblHeader w:val="true"/>
+          <w:cantSplit/>
         </w:trPr>
         <w:tc>
           <w:tcPr>
@@ -2334,6 +2390,7 @@
           </w:tcPr>
           <w:p>
             <w:pPr>
+              <w:keepNext/>
               <w:spacing w:before="20" w:after="20"/>
               <w:jc w:val="center"/>
             </w:pPr>
@@ -2378,6 +2435,7 @@
           </w:tcPr>
           <w:p>
             <w:pPr>
+              <w:keepNext/>
               <w:spacing w:before="20" w:after="20"/>
               <w:jc w:val="center"/>
             </w:pPr>
@@ -2422,6 +2480,7 @@
           </w:tcPr>
           <w:p>
             <w:pPr>
+              <w:keepNext/>
               <w:spacing w:before="20" w:after="20"/>
               <w:jc w:val="center"/>
             </w:pPr>
@@ -2466,6 +2525,7 @@
           </w:tcPr>
           <w:p>
             <w:pPr>
+              <w:keepNext/>
               <w:spacing w:before="20" w:after="20"/>
               <w:jc w:val="center"/>
             </w:pPr>
@@ -2504,6 +2564,9 @@
         </w:tc>
       </w:tr>
       <w:tr>
+        <w:trPr>
+          <w:cantSplit/>
+        </w:trPr>
         <w:tc>
           <w:tcPr>
             <w:shd w:val="clear" w:color="auto" w:fill="F2F2F2"/>
@@ -2512,6 +2575,7 @@
           </w:tcPr>
           <w:p>
             <w:pPr>
+              <w:keepNext/>
               <w:spacing w:before="20" w:after="20"/>
               <w:jc w:val="center"/>
             </w:pPr>
@@ -2555,6 +2619,7 @@
           </w:tcPr>
           <w:p>
             <w:pPr>
+              <w:keepNext/>
               <w:spacing w:before="20" w:after="20"/>
               <w:jc w:val="center"/>
             </w:pPr>
@@ -2568,6 +2633,7 @@
           </w:tcPr>
           <w:p>
             <w:pPr>
+              <w:keepNext/>
               <w:spacing w:before="20" w:after="20"/>
               <w:jc w:val="center"/>
             </w:pPr>
@@ -2581,6 +2647,7 @@
           </w:tcPr>
           <w:p>
             <w:pPr>
+              <w:keepNext/>
               <w:spacing w:before="20" w:after="20"/>
               <w:jc w:val="center"/>
             </w:pPr>
@@ -2589,6 +2656,9 @@
         </w:tc>
       </w:tr>
       <w:tr>
+        <w:trPr>
+          <w:cantSplit/>
+        </w:trPr>
         <w:tc>
           <w:tcPr>
             <w:shd w:val="clear" w:color="auto" w:fill="F2F2F2"/>
@@ -2676,6 +2746,7 @@
     </w:tbl>
     <w:p>
       <w:pPr>
+        <w:keepNext/>
         <w:spacing w:before="240" w:after="140"/>
         <w:outlineLvl w:val="0"/>
       </w:pPr>
@@ -2771,6 +2842,7 @@
       <w:tr>
         <w:trPr>
           <w:tblHeader w:val="true"/>
+          <w:cantSplit/>
         </w:trPr>
         <w:tc>
           <w:tcPr>
@@ -2780,6 +2852,7 @@
           </w:tcPr>
           <w:p>
             <w:pPr>
+              <w:keepNext/>
               <w:spacing w:before="20" w:after="20"/>
               <w:jc w:val="center"/>
             </w:pPr>
@@ -2824,6 +2897,7 @@
           </w:tcPr>
           <w:p>
             <w:pPr>
+              <w:keepNext/>
               <w:spacing w:before="20" w:after="20"/>
               <w:jc w:val="center"/>
             </w:pPr>
@@ -2868,6 +2942,7 @@
           </w:tcPr>
           <w:p>
             <w:pPr>
+              <w:keepNext/>
               <w:spacing w:before="20" w:after="20"/>
               <w:jc w:val="center"/>
             </w:pPr>
@@ -2912,6 +2987,7 @@
           </w:tcPr>
           <w:p>
             <w:pPr>
+              <w:keepNext/>
               <w:spacing w:before="20" w:after="20"/>
               <w:jc w:val="center"/>
             </w:pPr>
@@ -2950,6 +3026,9 @@
         </w:tc>
       </w:tr>
       <w:tr>
+        <w:trPr>
+          <w:cantSplit/>
+        </w:trPr>
         <w:tc>
           <w:tcPr>
             <w:shd w:val="clear" w:color="auto" w:fill="F2F2F2"/>
@@ -2958,6 +3037,7 @@
           </w:tcPr>
           <w:p>
             <w:pPr>
+              <w:keepNext/>
               <w:spacing w:before="20" w:after="20"/>
               <w:jc w:val="center"/>
             </w:pPr>
@@ -3001,6 +3081,7 @@
           </w:tcPr>
           <w:p>
             <w:pPr>
+              <w:keepNext/>
               <w:spacing w:before="20" w:after="20"/>
               <w:jc w:val="center"/>
             </w:pPr>
@@ -3014,6 +3095,7 @@
           </w:tcPr>
           <w:p>
             <w:pPr>
+              <w:keepNext/>
               <w:spacing w:before="20" w:after="20"/>
               <w:jc w:val="center"/>
             </w:pPr>
@@ -3027,6 +3109,7 @@
           </w:tcPr>
           <w:p>
             <w:pPr>
+              <w:keepNext/>
               <w:spacing w:before="20" w:after="20"/>
               <w:jc w:val="center"/>
             </w:pPr>
@@ -3035,6 +3118,9 @@
         </w:tc>
       </w:tr>
       <w:tr>
+        <w:trPr>
+          <w:cantSplit/>
+        </w:trPr>
         <w:tc>
           <w:tcPr>
             <w:shd w:val="clear" w:color="auto" w:fill="F2F2F2"/>
@@ -3043,6 +3129,7 @@
           </w:tcPr>
           <w:p>
             <w:pPr>
+              <w:keepNext/>
               <w:spacing w:before="20" w:after="20"/>
               <w:jc w:val="center"/>
             </w:pPr>
@@ -3086,6 +3173,7 @@
           </w:tcPr>
           <w:p>
             <w:pPr>
+              <w:keepNext/>
               <w:spacing w:before="20" w:after="20"/>
               <w:jc w:val="center"/>
             </w:pPr>
@@ -3099,6 +3187,7 @@
           </w:tcPr>
           <w:p>
             <w:pPr>
+              <w:keepNext/>
               <w:spacing w:before="20" w:after="20"/>
               <w:jc w:val="center"/>
             </w:pPr>
@@ -3112,6 +3201,7 @@
           </w:tcPr>
           <w:p>
             <w:pPr>
+              <w:keepNext/>
               <w:spacing w:before="20" w:after="20"/>
               <w:jc w:val="center"/>
             </w:pPr>
@@ -3120,6 +3210,9 @@
         </w:tc>
       </w:tr>
       <w:tr>
+        <w:trPr>
+          <w:cantSplit/>
+        </w:trPr>
         <w:tc>
           <w:tcPr>
             <w:shd w:val="clear" w:color="auto" w:fill="F2F2F2"/>
@@ -3128,6 +3221,7 @@
           </w:tcPr>
           <w:p>
             <w:pPr>
+              <w:keepNext/>
               <w:spacing w:before="20" w:after="20"/>
               <w:jc w:val="center"/>
             </w:pPr>
@@ -3171,6 +3265,7 @@
           </w:tcPr>
           <w:p>
             <w:pPr>
+              <w:keepNext/>
               <w:spacing w:before="20" w:after="20"/>
               <w:jc w:val="center"/>
             </w:pPr>
@@ -3184,6 +3279,7 @@
           </w:tcPr>
           <w:p>
             <w:pPr>
+              <w:keepNext/>
               <w:spacing w:before="20" w:after="20"/>
               <w:jc w:val="center"/>
             </w:pPr>
@@ -3197,6 +3293,7 @@
           </w:tcPr>
           <w:p>
             <w:pPr>
+              <w:keepNext/>
               <w:spacing w:before="20" w:after="20"/>
               <w:jc w:val="center"/>
             </w:pPr>
@@ -3205,6 +3302,9 @@
         </w:tc>
       </w:tr>
       <w:tr>
+        <w:trPr>
+          <w:cantSplit/>
+        </w:trPr>
         <w:tc>
           <w:tcPr>
             <w:shd w:val="clear" w:color="auto" w:fill="F2F2F2"/>
@@ -3213,6 +3313,7 @@
           </w:tcPr>
           <w:p>
             <w:pPr>
+              <w:keepNext/>
               <w:spacing w:before="20" w:after="20"/>
               <w:jc w:val="center"/>
             </w:pPr>
@@ -3256,6 +3357,7 @@
           </w:tcPr>
           <w:p>
             <w:pPr>
+              <w:keepNext/>
               <w:spacing w:before="20" w:after="20"/>
               <w:jc w:val="center"/>
             </w:pPr>
@@ -3269,6 +3371,7 @@
           </w:tcPr>
           <w:p>
             <w:pPr>
+              <w:keepNext/>
               <w:spacing w:before="20" w:after="20"/>
               <w:jc w:val="center"/>
             </w:pPr>
@@ -3282,6 +3385,7 @@
           </w:tcPr>
           <w:p>
             <w:pPr>
+              <w:keepNext/>
               <w:spacing w:before="20" w:after="20"/>
               <w:jc w:val="center"/>
             </w:pPr>
@@ -3290,6 +3394,9 @@
         </w:tc>
       </w:tr>
       <w:tr>
+        <w:trPr>
+          <w:cantSplit/>
+        </w:trPr>
         <w:tc>
           <w:tcPr>
             <w:shd w:val="clear" w:color="auto" w:fill="F2F2F2"/>
@@ -3298,6 +3405,7 @@
           </w:tcPr>
           <w:p>
             <w:pPr>
+              <w:keepNext/>
               <w:spacing w:before="20" w:after="20"/>
               <w:jc w:val="center"/>
             </w:pPr>
@@ -3341,6 +3449,7 @@
           </w:tcPr>
           <w:p>
             <w:pPr>
+              <w:keepNext/>
               <w:spacing w:before="20" w:after="20"/>
               <w:jc w:val="center"/>
             </w:pPr>
@@ -3354,6 +3463,7 @@
           </w:tcPr>
           <w:p>
             <w:pPr>
+              <w:keepNext/>
               <w:spacing w:before="20" w:after="20"/>
               <w:jc w:val="center"/>
             </w:pPr>
@@ -3367,6 +3477,7 @@
           </w:tcPr>
           <w:p>
             <w:pPr>
+              <w:keepNext/>
               <w:spacing w:before="20" w:after="20"/>
               <w:jc w:val="center"/>
             </w:pPr>
@@ -3375,6 +3486,9 @@
         </w:tc>
       </w:tr>
       <w:tr>
+        <w:trPr>
+          <w:cantSplit/>
+        </w:trPr>
         <w:tc>
           <w:tcPr>
             <w:shd w:val="clear" w:color="auto" w:fill="F2F2F2"/>
@@ -3462,6 +3576,7 @@
     </w:tbl>
     <w:p>
       <w:pPr>
+        <w:keepNext/>
         <w:spacing w:before="140" w:after="60"/>
       </w:pPr>
       <w:r>
@@ -3520,6 +3635,7 @@
       <w:tr>
         <w:trPr>
           <w:tblHeader w:val="true"/>
+          <w:cantSplit/>
         </w:trPr>
         <w:tc>
           <w:tcPr>
@@ -3529,6 +3645,7 @@
           </w:tcPr>
           <w:p>
             <w:pPr>
+              <w:keepNext/>
               <w:spacing w:before="20" w:after="20"/>
               <w:jc w:val="center"/>
             </w:pPr>
@@ -3573,6 +3690,7 @@
           </w:tcPr>
           <w:p>
             <w:pPr>
+              <w:keepNext/>
               <w:spacing w:before="20" w:after="20"/>
               <w:jc w:val="center"/>
             </w:pPr>
@@ -3617,6 +3735,7 @@
           </w:tcPr>
           <w:p>
             <w:pPr>
+              <w:keepNext/>
               <w:spacing w:before="20" w:after="20"/>
               <w:jc w:val="center"/>
             </w:pPr>
@@ -3661,6 +3780,7 @@
           </w:tcPr>
           <w:p>
             <w:pPr>
+              <w:keepNext/>
               <w:spacing w:before="20" w:after="20"/>
               <w:jc w:val="center"/>
             </w:pPr>
@@ -3699,6 +3819,9 @@
         </w:tc>
       </w:tr>
       <w:tr>
+        <w:trPr>
+          <w:cantSplit/>
+        </w:trPr>
         <w:tc>
           <w:tcPr>
             <w:shd w:val="clear" w:color="auto" w:fill="F2F2F2"/>
@@ -3707,6 +3830,7 @@
           </w:tcPr>
           <w:p>
             <w:pPr>
+              <w:keepNext/>
               <w:spacing w:before="20" w:after="20"/>
               <w:jc w:val="center"/>
             </w:pPr>
@@ -3750,6 +3874,7 @@
           </w:tcPr>
           <w:p>
             <w:pPr>
+              <w:keepNext/>
               <w:spacing w:before="20" w:after="20"/>
               <w:jc w:val="center"/>
             </w:pPr>
@@ -3763,6 +3888,7 @@
           </w:tcPr>
           <w:p>
             <w:pPr>
+              <w:keepNext/>
               <w:spacing w:before="20" w:after="20"/>
               <w:jc w:val="center"/>
             </w:pPr>
@@ -3776,6 +3902,7 @@
           </w:tcPr>
           <w:p>
             <w:pPr>
+              <w:keepNext/>
               <w:spacing w:before="20" w:after="20"/>
               <w:jc w:val="center"/>
             </w:pPr>
@@ -3784,6 +3911,9 @@
         </w:tc>
       </w:tr>
       <w:tr>
+        <w:trPr>
+          <w:cantSplit/>
+        </w:trPr>
         <w:tc>
           <w:tcPr>
             <w:shd w:val="clear" w:color="auto" w:fill="F2F2F2"/>
@@ -3871,6 +4001,7 @@
     </w:tbl>
     <w:p>
       <w:pPr>
+        <w:keepNext/>
         <w:spacing w:before="240" w:after="140"/>
         <w:outlineLvl w:val="0"/>
       </w:pPr>
@@ -4754,6 +4885,7 @@
     </w:p>
     <w:p>
       <w:pPr>
+        <w:keepNext/>
         <w:spacing w:before="240" w:after="140"/>
         <w:outlineLvl w:val="0"/>
       </w:pPr>
@@ -4826,6 +4958,7 @@
     </w:p>
     <w:p>
       <w:pPr>
+        <w:keepNext/>
         <w:spacing w:before="140" w:after="60"/>
       </w:pPr>
       <w:r>
@@ -4941,6 +5074,7 @@
     </w:p>
     <w:p>
       <w:pPr>
+        <w:keepNext/>
         <w:spacing w:before="140" w:after="60"/>
       </w:pPr>
       <w:r>
@@ -5098,6 +5232,7 @@
     </w:p>
     <w:p>
       <w:pPr>
+        <w:keepNext/>
         <w:spacing w:before="140" w:after="60"/>
       </w:pPr>
       <w:r>
@@ -5395,6 +5530,7 @@
     </w:p>
     <w:p>
       <w:pPr>
+        <w:keepNext/>
         <w:spacing w:before="140" w:after="60"/>
       </w:pPr>
       <w:r>
@@ -5589,6 +5725,7 @@
     </w:p>
     <w:p>
       <w:pPr>
+        <w:keepNext/>
         <w:spacing w:before="240" w:after="140"/>
         <w:outlineLvl w:val="0"/>
       </w:pPr>
@@ -5661,6 +5798,7 @@
     </w:p>
     <w:p>
       <w:pPr>
+        <w:keepNext/>
         <w:spacing w:before="160" w:after="80"/>
         <w:outlineLvl w:val="1"/>
       </w:pPr>
@@ -5759,6 +5897,7 @@
       <w:tr>
         <w:trPr>
           <w:tblHeader w:val="true"/>
+          <w:cantSplit/>
         </w:trPr>
         <w:tc>
           <w:tcPr>
@@ -5768,6 +5907,7 @@
           </w:tcPr>
           <w:p>
             <w:pPr>
+              <w:keepNext/>
               <w:spacing w:before="20" w:after="20"/>
               <w:jc w:val="center"/>
             </w:pPr>
@@ -5812,6 +5952,7 @@
           </w:tcPr>
           <w:p>
             <w:pPr>
+              <w:keepNext/>
               <w:spacing w:before="20" w:after="20"/>
               <w:jc w:val="center"/>
             </w:pPr>
@@ -5856,6 +5997,7 @@
           </w:tcPr>
           <w:p>
             <w:pPr>
+              <w:keepNext/>
               <w:spacing w:before="20" w:after="20"/>
               <w:jc w:val="center"/>
             </w:pPr>
@@ -5900,6 +6042,7 @@
           </w:tcPr>
           <w:p>
             <w:pPr>
+              <w:keepNext/>
               <w:spacing w:before="20" w:after="20"/>
               <w:jc w:val="center"/>
             </w:pPr>
@@ -5944,6 +6087,7 @@
           </w:tcPr>
           <w:p>
             <w:pPr>
+              <w:keepNext/>
               <w:spacing w:before="20" w:after="20"/>
               <w:jc w:val="center"/>
             </w:pPr>
@@ -5968,6 +6112,7 @@
           </w:tcPr>
           <w:p>
             <w:pPr>
+              <w:keepNext/>
               <w:spacing w:before="20" w:after="20"/>
               <w:jc w:val="center"/>
             </w:pPr>
@@ -6012,6 +6157,7 @@
           </w:tcPr>
           <w:p>
             <w:pPr>
+              <w:keepNext/>
               <w:spacing w:before="20" w:after="20"/>
               <w:jc w:val="center"/>
             </w:pPr>
@@ -6050,6 +6196,9 @@
         </w:tc>
       </w:tr>
       <w:tr>
+        <w:trPr>
+          <w:cantSplit/>
+        </w:trPr>
         <w:tc>
           <w:tcPr>
             <w:vAlign w:val="center"/>
@@ -6145,6 +6294,7 @@
     </w:tbl>
     <w:p>
       <w:pPr>
+        <w:keepNext/>
         <w:spacing w:before="140" w:after="60"/>
       </w:pPr>
       <w:r>
@@ -6203,6 +6353,7 @@
       <w:tr>
         <w:trPr>
           <w:tblHeader w:val="true"/>
+          <w:cantSplit/>
         </w:trPr>
         <w:tc>
           <w:tcPr>
@@ -6212,6 +6363,7 @@
           </w:tcPr>
           <w:p>
             <w:pPr>
+              <w:keepNext/>
               <w:spacing w:before="20" w:after="20"/>
               <w:jc w:val="center"/>
             </w:pPr>
@@ -6256,6 +6408,7 @@
           </w:tcPr>
           <w:p>
             <w:pPr>
+              <w:keepNext/>
               <w:spacing w:before="20" w:after="20"/>
               <w:jc w:val="center"/>
             </w:pPr>
@@ -6300,6 +6453,7 @@
           </w:tcPr>
           <w:p>
             <w:pPr>
+              <w:keepNext/>
               <w:spacing w:before="20" w:after="20"/>
               <w:jc w:val="center"/>
             </w:pPr>
@@ -6344,6 +6498,7 @@
           </w:tcPr>
           <w:p>
             <w:pPr>
+              <w:keepNext/>
               <w:spacing w:before="20" w:after="20"/>
               <w:jc w:val="center"/>
             </w:pPr>
@@ -6382,6 +6537,9 @@
         </w:tc>
       </w:tr>
       <w:tr>
+        <w:trPr>
+          <w:cantSplit/>
+        </w:trPr>
         <w:tc>
           <w:tcPr>
             <w:shd w:val="clear" w:color="auto" w:fill="F2F2F2"/>
@@ -6390,6 +6548,7 @@
           </w:tcPr>
           <w:p>
             <w:pPr>
+              <w:keepNext/>
               <w:spacing w:before="20" w:after="20"/>
               <w:jc w:val="center"/>
             </w:pPr>
@@ -6433,6 +6592,7 @@
           </w:tcPr>
           <w:p>
             <w:pPr>
+              <w:keepNext/>
               <w:spacing w:before="20" w:after="20"/>
               <w:jc w:val="center"/>
             </w:pPr>
@@ -6446,6 +6606,7 @@
           </w:tcPr>
           <w:p>
             <w:pPr>
+              <w:keepNext/>
               <w:spacing w:before="20" w:after="20"/>
               <w:jc w:val="center"/>
             </w:pPr>
@@ -6459,6 +6620,7 @@
           </w:tcPr>
           <w:p>
             <w:pPr>
+              <w:keepNext/>
               <w:spacing w:before="20" w:after="20"/>
               <w:jc w:val="center"/>
             </w:pPr>
@@ -6467,6 +6629,9 @@
         </w:tc>
       </w:tr>
       <w:tr>
+        <w:trPr>
+          <w:cantSplit/>
+        </w:trPr>
         <w:tc>
           <w:tcPr>
             <w:shd w:val="clear" w:color="auto" w:fill="F2F2F2"/>
@@ -6554,6 +6719,7 @@
     </w:tbl>
     <w:p>
       <w:pPr>
+        <w:keepNext/>
         <w:spacing w:before="160" w:after="80"/>
         <w:outlineLvl w:val="1"/>
       </w:pPr>
@@ -6652,6 +6818,7 @@
       <w:tr>
         <w:trPr>
           <w:tblHeader w:val="true"/>
+          <w:cantSplit/>
         </w:trPr>
         <w:tc>
           <w:tcPr>
@@ -6661,6 +6828,7 @@
           </w:tcPr>
           <w:p>
             <w:pPr>
+              <w:keepNext/>
               <w:spacing w:before="20" w:after="20"/>
               <w:jc w:val="center"/>
             </w:pPr>
@@ -6705,6 +6873,7 @@
           </w:tcPr>
           <w:p>
             <w:pPr>
+              <w:keepNext/>
               <w:spacing w:before="20" w:after="20"/>
               <w:jc w:val="center"/>
             </w:pPr>
@@ -6749,6 +6918,7 @@
           </w:tcPr>
           <w:p>
             <w:pPr>
+              <w:keepNext/>
               <w:spacing w:before="20" w:after="20"/>
               <w:jc w:val="center"/>
             </w:pPr>
@@ -6793,6 +6963,7 @@
           </w:tcPr>
           <w:p>
             <w:pPr>
+              <w:keepNext/>
               <w:spacing w:before="20" w:after="20"/>
               <w:jc w:val="center"/>
             </w:pPr>
@@ -6837,6 +7008,7 @@
           </w:tcPr>
           <w:p>
             <w:pPr>
+              <w:keepNext/>
               <w:spacing w:before="20" w:after="20"/>
               <w:jc w:val="center"/>
             </w:pPr>
@@ -6861,6 +7033,7 @@
           </w:tcPr>
           <w:p>
             <w:pPr>
+              <w:keepNext/>
               <w:spacing w:before="20" w:after="20"/>
               <w:jc w:val="center"/>
             </w:pPr>
@@ -6905,6 +7078,7 @@
           </w:tcPr>
           <w:p>
             <w:pPr>
+              <w:keepNext/>
               <w:spacing w:before="20" w:after="20"/>
               <w:jc w:val="center"/>
             </w:pPr>
@@ -6943,6 +7117,9 @@
         </w:tc>
       </w:tr>
       <w:tr>
+        <w:trPr>
+          <w:cantSplit/>
+        </w:trPr>
         <w:tc>
           <w:tcPr>
             <w:vAlign w:val="center"/>
@@ -7038,6 +7215,7 @@
     </w:tbl>
     <w:p>
       <w:pPr>
+        <w:keepNext/>
         <w:spacing w:before="140" w:after="60"/>
       </w:pPr>
       <w:r>
@@ -7096,6 +7274,7 @@
       <w:tr>
         <w:trPr>
           <w:tblHeader w:val="true"/>
+          <w:cantSplit/>
         </w:trPr>
         <w:tc>
           <w:tcPr>
@@ -7105,6 +7284,7 @@
           </w:tcPr>
           <w:p>
             <w:pPr>
+              <w:keepNext/>
               <w:spacing w:before="20" w:after="20"/>
               <w:jc w:val="center"/>
             </w:pPr>
@@ -7149,6 +7329,7 @@
           </w:tcPr>
           <w:p>
             <w:pPr>
+              <w:keepNext/>
               <w:spacing w:before="20" w:after="20"/>
               <w:jc w:val="center"/>
             </w:pPr>
@@ -7193,6 +7374,7 @@
           </w:tcPr>
           <w:p>
             <w:pPr>
+              <w:keepNext/>
               <w:spacing w:before="20" w:after="20"/>
               <w:jc w:val="center"/>
             </w:pPr>
@@ -7237,6 +7419,7 @@
           </w:tcPr>
           <w:p>
             <w:pPr>
+              <w:keepNext/>
               <w:spacing w:before="20" w:after="20"/>
               <w:jc w:val="center"/>
             </w:pPr>
@@ -7275,6 +7458,9 @@
         </w:tc>
       </w:tr>
       <w:tr>
+        <w:trPr>
+          <w:cantSplit/>
+        </w:trPr>
         <w:tc>
           <w:tcPr>
             <w:shd w:val="clear" w:color="auto" w:fill="F2F2F2"/>
@@ -7283,6 +7469,7 @@
           </w:tcPr>
           <w:p>
             <w:pPr>
+              <w:keepNext/>
               <w:spacing w:before="20" w:after="20"/>
               <w:jc w:val="center"/>
             </w:pPr>
@@ -7326,6 +7513,7 @@
           </w:tcPr>
           <w:p>
             <w:pPr>
+              <w:keepNext/>
               <w:spacing w:before="20" w:after="20"/>
               <w:jc w:val="center"/>
             </w:pPr>
@@ -7339,6 +7527,7 @@
           </w:tcPr>
           <w:p>
             <w:pPr>
+              <w:keepNext/>
               <w:spacing w:before="20" w:after="20"/>
               <w:jc w:val="center"/>
             </w:pPr>
@@ -7352,6 +7541,7 @@
           </w:tcPr>
           <w:p>
             <w:pPr>
+              <w:keepNext/>
               <w:spacing w:before="20" w:after="20"/>
               <w:jc w:val="center"/>
             </w:pPr>
@@ -7360,6 +7550,9 @@
         </w:tc>
       </w:tr>
       <w:tr>
+        <w:trPr>
+          <w:cantSplit/>
+        </w:trPr>
         <w:tc>
           <w:tcPr>
             <w:shd w:val="clear" w:color="auto" w:fill="F2F2F2"/>
@@ -7447,6 +7640,7 @@
     </w:tbl>
     <w:p>
       <w:pPr>
+        <w:keepNext/>
         <w:spacing w:before="160" w:after="80"/>
         <w:outlineLvl w:val="1"/>
       </w:pPr>
@@ -7545,6 +7739,7 @@
       <w:tr>
         <w:trPr>
           <w:tblHeader w:val="true"/>
+          <w:cantSplit/>
         </w:trPr>
         <w:tc>
           <w:tcPr>
@@ -7554,6 +7749,7 @@
           </w:tcPr>
           <w:p>
             <w:pPr>
+              <w:keepNext/>
               <w:spacing w:before="20" w:after="20"/>
               <w:jc w:val="center"/>
             </w:pPr>
@@ -7598,6 +7794,7 @@
           </w:tcPr>
           <w:p>
             <w:pPr>
+              <w:keepNext/>
               <w:spacing w:before="20" w:after="20"/>
               <w:jc w:val="center"/>
             </w:pPr>
@@ -7642,6 +7839,7 @@
           </w:tcPr>
           <w:p>
             <w:pPr>
+              <w:keepNext/>
               <w:spacing w:before="20" w:after="20"/>
               <w:jc w:val="center"/>
             </w:pPr>
@@ -7686,6 +7884,7 @@
           </w:tcPr>
           <w:p>
             <w:pPr>
+              <w:keepNext/>
               <w:spacing w:before="20" w:after="20"/>
               <w:jc w:val="center"/>
             </w:pPr>
@@ -7730,6 +7929,7 @@
           </w:tcPr>
           <w:p>
             <w:pPr>
+              <w:keepNext/>
               <w:spacing w:before="20" w:after="20"/>
               <w:jc w:val="center"/>
             </w:pPr>
@@ -7754,6 +7954,7 @@
           </w:tcPr>
           <w:p>
             <w:pPr>
+              <w:keepNext/>
               <w:spacing w:before="20" w:after="20"/>
               <w:jc w:val="center"/>
             </w:pPr>
@@ -7798,6 +7999,7 @@
           </w:tcPr>
           <w:p>
             <w:pPr>
+              <w:keepNext/>
               <w:spacing w:before="20" w:after="20"/>
               <w:jc w:val="center"/>
             </w:pPr>
@@ -7836,6 +8038,9 @@
         </w:tc>
       </w:tr>
       <w:tr>
+        <w:trPr>
+          <w:cantSplit/>
+        </w:trPr>
         <w:tc>
           <w:tcPr>
             <w:vAlign w:val="center"/>
@@ -7931,6 +8136,7 @@
     </w:tbl>
     <w:p>
       <w:pPr>
+        <w:keepNext/>
         <w:spacing w:before="140" w:after="60"/>
       </w:pPr>
       <w:r>
@@ -7989,6 +8195,7 @@
       <w:tr>
         <w:trPr>
           <w:tblHeader w:val="true"/>
+          <w:cantSplit/>
         </w:trPr>
         <w:tc>
           <w:tcPr>
@@ -7998,6 +8205,7 @@
           </w:tcPr>
           <w:p>
             <w:pPr>
+              <w:keepNext/>
               <w:spacing w:before="20" w:after="20"/>
               <w:jc w:val="center"/>
             </w:pPr>
@@ -8042,6 +8250,7 @@
           </w:tcPr>
           <w:p>
             <w:pPr>
+              <w:keepNext/>
               <w:spacing w:before="20" w:after="20"/>
               <w:jc w:val="center"/>
             </w:pPr>
@@ -8086,6 +8295,7 @@
           </w:tcPr>
           <w:p>
             <w:pPr>
+              <w:keepNext/>
               <w:spacing w:before="20" w:after="20"/>
               <w:jc w:val="center"/>
             </w:pPr>
@@ -8130,6 +8340,7 @@
           </w:tcPr>
           <w:p>
             <w:pPr>
+              <w:keepNext/>
               <w:spacing w:before="20" w:after="20"/>
               <w:jc w:val="center"/>
             </w:pPr>
@@ -8168,6 +8379,9 @@
         </w:tc>
       </w:tr>
       <w:tr>
+        <w:trPr>
+          <w:cantSplit/>
+        </w:trPr>
         <w:tc>
           <w:tcPr>
             <w:shd w:val="clear" w:color="auto" w:fill="F2F2F2"/>
@@ -8176,6 +8390,7 @@
           </w:tcPr>
           <w:p>
             <w:pPr>
+              <w:keepNext/>
               <w:spacing w:before="20" w:after="20"/>
               <w:jc w:val="center"/>
             </w:pPr>
@@ -8219,6 +8434,7 @@
           </w:tcPr>
           <w:p>
             <w:pPr>
+              <w:keepNext/>
               <w:spacing w:before="20" w:after="20"/>
               <w:jc w:val="center"/>
             </w:pPr>
@@ -8232,6 +8448,7 @@
           </w:tcPr>
           <w:p>
             <w:pPr>
+              <w:keepNext/>
               <w:spacing w:before="20" w:after="20"/>
               <w:jc w:val="center"/>
             </w:pPr>
@@ -8245,6 +8462,7 @@
           </w:tcPr>
           <w:p>
             <w:pPr>
+              <w:keepNext/>
               <w:spacing w:before="20" w:after="20"/>
               <w:jc w:val="center"/>
             </w:pPr>
@@ -8253,6 +8471,9 @@
         </w:tc>
       </w:tr>
       <w:tr>
+        <w:trPr>
+          <w:cantSplit/>
+        </w:trPr>
         <w:tc>
           <w:tcPr>
             <w:shd w:val="clear" w:color="auto" w:fill="F2F2F2"/>
@@ -8340,6 +8561,7 @@
     </w:tbl>
     <w:p>
       <w:pPr>
+        <w:keepNext/>
         <w:spacing w:before="160" w:after="80"/>
         <w:outlineLvl w:val="1"/>
       </w:pPr>
@@ -8438,6 +8660,7 @@
       <w:tr>
         <w:trPr>
           <w:tblHeader w:val="true"/>
+          <w:cantSplit/>
         </w:trPr>
         <w:tc>
           <w:tcPr>
@@ -8447,6 +8670,7 @@
           </w:tcPr>
           <w:p>
             <w:pPr>
+              <w:keepNext/>
               <w:spacing w:before="20" w:after="20"/>
               <w:jc w:val="center"/>
             </w:pPr>
@@ -8491,6 +8715,7 @@
           </w:tcPr>
           <w:p>
             <w:pPr>
+              <w:keepNext/>
               <w:spacing w:before="20" w:after="20"/>
               <w:jc w:val="center"/>
             </w:pPr>
@@ -8535,6 +8760,7 @@
           </w:tcPr>
           <w:p>
             <w:pPr>
+              <w:keepNext/>
               <w:spacing w:before="20" w:after="20"/>
               <w:jc w:val="center"/>
             </w:pPr>
@@ -8579,6 +8805,7 @@
           </w:tcPr>
           <w:p>
             <w:pPr>
+              <w:keepNext/>
               <w:spacing w:before="20" w:after="20"/>
               <w:jc w:val="center"/>
             </w:pPr>
@@ -8623,6 +8850,7 @@
           </w:tcPr>
           <w:p>
             <w:pPr>
+              <w:keepNext/>
               <w:spacing w:before="20" w:after="20"/>
               <w:jc w:val="center"/>
             </w:pPr>
@@ -8647,6 +8875,7 @@
           </w:tcPr>
           <w:p>
             <w:pPr>
+              <w:keepNext/>
               <w:spacing w:before="20" w:after="20"/>
               <w:jc w:val="center"/>
             </w:pPr>
@@ -8691,6 +8920,7 @@
           </w:tcPr>
           <w:p>
             <w:pPr>
+              <w:keepNext/>
               <w:spacing w:before="20" w:after="20"/>
               <w:jc w:val="center"/>
             </w:pPr>
@@ -8729,6 +8959,9 @@
         </w:tc>
       </w:tr>
       <w:tr>
+        <w:trPr>
+          <w:cantSplit/>
+        </w:trPr>
         <w:tc>
           <w:tcPr>
             <w:vAlign w:val="center"/>
@@ -8824,6 +9057,7 @@
     </w:tbl>
     <w:p>
       <w:pPr>
+        <w:keepNext/>
         <w:spacing w:before="140" w:after="60"/>
       </w:pPr>
       <w:r>
@@ -8882,6 +9116,7 @@
       <w:tr>
         <w:trPr>
           <w:tblHeader w:val="true"/>
+          <w:cantSplit/>
         </w:trPr>
         <w:tc>
           <w:tcPr>
@@ -8891,6 +9126,7 @@
           </w:tcPr>
           <w:p>
             <w:pPr>
+              <w:keepNext/>
               <w:spacing w:before="20" w:after="20"/>
               <w:jc w:val="center"/>
             </w:pPr>
@@ -8935,6 +9171,7 @@
           </w:tcPr>
           <w:p>
             <w:pPr>
+              <w:keepNext/>
               <w:spacing w:before="20" w:after="20"/>
               <w:jc w:val="center"/>
             </w:pPr>
@@ -8979,6 +9216,7 @@
           </w:tcPr>
           <w:p>
             <w:pPr>
+              <w:keepNext/>
               <w:spacing w:before="20" w:after="20"/>
               <w:jc w:val="center"/>
             </w:pPr>
@@ -9023,6 +9261,7 @@
           </w:tcPr>
           <w:p>
             <w:pPr>
+              <w:keepNext/>
               <w:spacing w:before="20" w:after="20"/>
               <w:jc w:val="center"/>
             </w:pPr>
@@ -9061,6 +9300,9 @@
         </w:tc>
       </w:tr>
       <w:tr>
+        <w:trPr>
+          <w:cantSplit/>
+        </w:trPr>
         <w:tc>
           <w:tcPr>
             <w:shd w:val="clear" w:color="auto" w:fill="F2F2F2"/>
@@ -9069,6 +9311,7 @@
           </w:tcPr>
           <w:p>
             <w:pPr>
+              <w:keepNext/>
               <w:spacing w:before="20" w:after="20"/>
               <w:jc w:val="center"/>
             </w:pPr>
@@ -9112,6 +9355,7 @@
           </w:tcPr>
           <w:p>
             <w:pPr>
+              <w:keepNext/>
               <w:spacing w:before="20" w:after="20"/>
               <w:jc w:val="center"/>
             </w:pPr>
@@ -9125,6 +9369,7 @@
           </w:tcPr>
           <w:p>
             <w:pPr>
+              <w:keepNext/>
               <w:spacing w:before="20" w:after="20"/>
               <w:jc w:val="center"/>
             </w:pPr>
@@ -9138,6 +9383,7 @@
           </w:tcPr>
           <w:p>
             <w:pPr>
+              <w:keepNext/>
               <w:spacing w:before="20" w:after="20"/>
               <w:jc w:val="center"/>
             </w:pPr>
@@ -9146,6 +9392,9 @@
         </w:tc>
       </w:tr>
       <w:tr>
+        <w:trPr>
+          <w:cantSplit/>
+        </w:trPr>
         <w:tc>
           <w:tcPr>
             <w:shd w:val="clear" w:color="auto" w:fill="F2F2F2"/>
@@ -9233,6 +9482,7 @@
     </w:tbl>
     <w:p>
       <w:pPr>
+        <w:keepNext/>
         <w:spacing w:before="160" w:after="80"/>
         <w:outlineLvl w:val="1"/>
       </w:pPr>
@@ -9331,6 +9581,7 @@
       <w:tr>
         <w:trPr>
           <w:tblHeader w:val="true"/>
+          <w:cantSplit/>
         </w:trPr>
         <w:tc>
           <w:tcPr>
@@ -9340,6 +9591,7 @@
           </w:tcPr>
           <w:p>
             <w:pPr>
+              <w:keepNext/>
               <w:spacing w:before="20" w:after="20"/>
               <w:jc w:val="center"/>
             </w:pPr>
@@ -9384,6 +9636,7 @@
           </w:tcPr>
           <w:p>
             <w:pPr>
+              <w:keepNext/>
               <w:spacing w:before="20" w:after="20"/>
               <w:jc w:val="center"/>
             </w:pPr>
@@ -9428,6 +9681,7 @@
           </w:tcPr>
           <w:p>
             <w:pPr>
+              <w:keepNext/>
               <w:spacing w:before="20" w:after="20"/>
               <w:jc w:val="center"/>
             </w:pPr>
@@ -9472,6 +9726,7 @@
           </w:tcPr>
           <w:p>
             <w:pPr>
+              <w:keepNext/>
               <w:spacing w:before="20" w:after="20"/>
               <w:jc w:val="center"/>
             </w:pPr>
@@ -9516,6 +9771,7 @@
           </w:tcPr>
           <w:p>
             <w:pPr>
+              <w:keepNext/>
               <w:spacing w:before="20" w:after="20"/>
               <w:jc w:val="center"/>
             </w:pPr>
@@ -9540,6 +9796,7 @@
           </w:tcPr>
           <w:p>
             <w:pPr>
+              <w:keepNext/>
               <w:spacing w:before="20" w:after="20"/>
               <w:jc w:val="center"/>
             </w:pPr>
@@ -9584,6 +9841,7 @@
           </w:tcPr>
           <w:p>
             <w:pPr>
+              <w:keepNext/>
               <w:spacing w:before="20" w:after="20"/>
               <w:jc w:val="center"/>
             </w:pPr>
@@ -9622,6 +9880,9 @@
         </w:tc>
       </w:tr>
       <w:tr>
+        <w:trPr>
+          <w:cantSplit/>
+        </w:trPr>
         <w:tc>
           <w:tcPr>
             <w:vAlign w:val="center"/>
@@ -9717,6 +9978,7 @@
     </w:tbl>
     <w:p>
       <w:pPr>
+        <w:keepNext/>
         <w:spacing w:before="140" w:after="60"/>
       </w:pPr>
       <w:r>
@@ -9775,6 +10037,7 @@
       <w:tr>
         <w:trPr>
           <w:tblHeader w:val="true"/>
+          <w:cantSplit/>
         </w:trPr>
         <w:tc>
           <w:tcPr>
@@ -9784,6 +10047,7 @@
           </w:tcPr>
           <w:p>
             <w:pPr>
+              <w:keepNext/>
               <w:spacing w:before="20" w:after="20"/>
               <w:jc w:val="center"/>
             </w:pPr>
@@ -9828,6 +10092,7 @@
           </w:tcPr>
           <w:p>
             <w:pPr>
+              <w:keepNext/>
               <w:spacing w:before="20" w:after="20"/>
               <w:jc w:val="center"/>
             </w:pPr>
@@ -9872,6 +10137,7 @@
           </w:tcPr>
           <w:p>
             <w:pPr>
+              <w:keepNext/>
               <w:spacing w:before="20" w:after="20"/>
               <w:jc w:val="center"/>
             </w:pPr>
@@ -9916,6 +10182,7 @@
           </w:tcPr>
           <w:p>
             <w:pPr>
+              <w:keepNext/>
               <w:spacing w:before="20" w:after="20"/>
               <w:jc w:val="center"/>
             </w:pPr>
@@ -9954,6 +10221,9 @@
         </w:tc>
       </w:tr>
       <w:tr>
+        <w:trPr>
+          <w:cantSplit/>
+        </w:trPr>
         <w:tc>
           <w:tcPr>
             <w:shd w:val="clear" w:color="auto" w:fill="F2F2F2"/>
@@ -9962,6 +10232,7 @@
           </w:tcPr>
           <w:p>
             <w:pPr>
+              <w:keepNext/>
               <w:spacing w:before="20" w:after="20"/>
               <w:jc w:val="center"/>
             </w:pPr>
@@ -10005,6 +10276,7 @@
           </w:tcPr>
           <w:p>
             <w:pPr>
+              <w:keepNext/>
               <w:spacing w:before="20" w:after="20"/>
               <w:jc w:val="center"/>
             </w:pPr>
@@ -10018,6 +10290,7 @@
           </w:tcPr>
           <w:p>
             <w:pPr>
+              <w:keepNext/>
               <w:spacing w:before="20" w:after="20"/>
               <w:jc w:val="center"/>
             </w:pPr>
@@ -10031,6 +10304,7 @@
           </w:tcPr>
           <w:p>
             <w:pPr>
+              <w:keepNext/>
               <w:spacing w:before="20" w:after="20"/>
               <w:jc w:val="center"/>
             </w:pPr>
@@ -10039,6 +10313,9 @@
         </w:tc>
       </w:tr>
       <w:tr>
+        <w:trPr>
+          <w:cantSplit/>
+        </w:trPr>
         <w:tc>
           <w:tcPr>
             <w:shd w:val="clear" w:color="auto" w:fill="F2F2F2"/>
@@ -10126,6 +10403,7 @@
     </w:tbl>
     <w:p>
       <w:pPr>
+        <w:keepNext/>
         <w:spacing w:before="160" w:after="80"/>
         <w:outlineLvl w:val="1"/>
       </w:pPr>
@@ -10224,6 +10502,7 @@
       <w:tr>
         <w:trPr>
           <w:tblHeader w:val="true"/>
+          <w:cantSplit/>
         </w:trPr>
         <w:tc>
           <w:tcPr>
@@ -10233,6 +10512,7 @@
           </w:tcPr>
           <w:p>
             <w:pPr>
+              <w:keepNext/>
               <w:spacing w:before="20" w:after="20"/>
               <w:jc w:val="center"/>
             </w:pPr>
@@ -10277,6 +10557,7 @@
           </w:tcPr>
           <w:p>
             <w:pPr>
+              <w:keepNext/>
               <w:spacing w:before="20" w:after="20"/>
               <w:jc w:val="center"/>
             </w:pPr>
@@ -10321,6 +10602,7 @@
           </w:tcPr>
           <w:p>
             <w:pPr>
+              <w:keepNext/>
               <w:spacing w:before="20" w:after="20"/>
               <w:jc w:val="center"/>
             </w:pPr>
@@ -10365,6 +10647,7 @@
           </w:tcPr>
           <w:p>
             <w:pPr>
+              <w:keepNext/>
               <w:spacing w:before="20" w:after="20"/>
               <w:jc w:val="center"/>
             </w:pPr>
@@ -10409,6 +10692,7 @@
           </w:tcPr>
           <w:p>
             <w:pPr>
+              <w:keepNext/>
               <w:spacing w:before="20" w:after="20"/>
               <w:jc w:val="center"/>
             </w:pPr>
@@ -10433,6 +10717,7 @@
           </w:tcPr>
           <w:p>
             <w:pPr>
+              <w:keepNext/>
               <w:spacing w:before="20" w:after="20"/>
               <w:jc w:val="center"/>
             </w:pPr>
@@ -10477,6 +10762,7 @@
           </w:tcPr>
           <w:p>
             <w:pPr>
+              <w:keepNext/>
               <w:spacing w:before="20" w:after="20"/>
               <w:jc w:val="center"/>
             </w:pPr>
@@ -10515,6 +10801,9 @@
         </w:tc>
       </w:tr>
       <w:tr>
+        <w:trPr>
+          <w:cantSplit/>
+        </w:trPr>
         <w:tc>
           <w:tcPr>
             <w:vAlign w:val="center"/>
@@ -10610,6 +10899,7 @@
     </w:tbl>
     <w:p>
       <w:pPr>
+        <w:keepNext/>
         <w:spacing w:before="140" w:after="60"/>
       </w:pPr>
       <w:r>
@@ -10668,6 +10958,7 @@
       <w:tr>
         <w:trPr>
           <w:tblHeader w:val="true"/>
+          <w:cantSplit/>
         </w:trPr>
         <w:tc>
           <w:tcPr>
@@ -10677,6 +10968,7 @@
           </w:tcPr>
           <w:p>
             <w:pPr>
+              <w:keepNext/>
               <w:spacing w:before="20" w:after="20"/>
               <w:jc w:val="center"/>
             </w:pPr>
@@ -10721,6 +11013,7 @@
           </w:tcPr>
           <w:p>
             <w:pPr>
+              <w:keepNext/>
               <w:spacing w:before="20" w:after="20"/>
               <w:jc w:val="center"/>
             </w:pPr>
@@ -10765,6 +11058,7 @@
           </w:tcPr>
           <w:p>
             <w:pPr>
+              <w:keepNext/>
               <w:spacing w:before="20" w:after="20"/>
               <w:jc w:val="center"/>
             </w:pPr>
@@ -10809,6 +11103,7 @@
           </w:tcPr>
           <w:p>
             <w:pPr>
+              <w:keepNext/>
               <w:spacing w:before="20" w:after="20"/>
               <w:jc w:val="center"/>
             </w:pPr>
@@ -10847,6 +11142,9 @@
         </w:tc>
       </w:tr>
       <w:tr>
+        <w:trPr>
+          <w:cantSplit/>
+        </w:trPr>
         <w:tc>
           <w:tcPr>
             <w:shd w:val="clear" w:color="auto" w:fill="F2F2F2"/>
@@ -10855,6 +11153,7 @@
           </w:tcPr>
           <w:p>
             <w:pPr>
+              <w:keepNext/>
               <w:spacing w:before="20" w:after="20"/>
               <w:jc w:val="center"/>
             </w:pPr>
@@ -10898,6 +11197,7 @@
           </w:tcPr>
           <w:p>
             <w:pPr>
+              <w:keepNext/>
               <w:spacing w:before="20" w:after="20"/>
               <w:jc w:val="center"/>
             </w:pPr>
@@ -10911,6 +11211,7 @@
           </w:tcPr>
           <w:p>
             <w:pPr>
+              <w:keepNext/>
               <w:spacing w:before="20" w:after="20"/>
               <w:jc w:val="center"/>
             </w:pPr>
@@ -10924,6 +11225,7 @@
           </w:tcPr>
           <w:p>
             <w:pPr>
+              <w:keepNext/>
               <w:spacing w:before="20" w:after="20"/>
               <w:jc w:val="center"/>
             </w:pPr>
@@ -10932,6 +11234,9 @@
         </w:tc>
       </w:tr>
       <w:tr>
+        <w:trPr>
+          <w:cantSplit/>
+        </w:trPr>
         <w:tc>
           <w:tcPr>
             <w:shd w:val="clear" w:color="auto" w:fill="F2F2F2"/>
@@ -11019,6 +11324,7 @@
     </w:tbl>
     <w:p>
       <w:pPr>
+        <w:keepNext/>
         <w:spacing w:before="240" w:after="140"/>
         <w:outlineLvl w:val="0"/>
       </w:pPr>
@@ -11118,6 +11424,7 @@
       <w:tr>
         <w:trPr>
           <w:tblHeader w:val="true"/>
+          <w:cantSplit/>
         </w:trPr>
         <w:tc>
           <w:tcPr>
@@ -11127,6 +11434,7 @@
           </w:tcPr>
           <w:p>
             <w:pPr>
+              <w:keepNext/>
               <w:spacing w:before="20" w:after="20"/>
               <w:jc w:val="center"/>
             </w:pPr>
@@ -11171,6 +11479,7 @@
           </w:tcPr>
           <w:p>
             <w:pPr>
+              <w:keepNext/>
               <w:spacing w:before="20" w:after="20"/>
               <w:jc w:val="center"/>
             </w:pPr>
@@ -11195,6 +11504,7 @@
           </w:tcPr>
           <w:p>
             <w:pPr>
+              <w:keepNext/>
               <w:spacing w:before="20" w:after="20"/>
               <w:jc w:val="center"/>
             </w:pPr>
@@ -11239,6 +11549,7 @@
           </w:tcPr>
           <w:p>
             <w:pPr>
+              <w:keepNext/>
               <w:spacing w:before="20" w:after="20"/>
               <w:jc w:val="center"/>
             </w:pPr>
@@ -11283,6 +11594,7 @@
           </w:tcPr>
           <w:p>
             <w:pPr>
+              <w:keepNext/>
               <w:spacing w:before="20" w:after="20"/>
               <w:jc w:val="center"/>
             </w:pPr>
@@ -11327,6 +11639,7 @@
           </w:tcPr>
           <w:p>
             <w:pPr>
+              <w:keepNext/>
               <w:spacing w:before="20" w:after="20"/>
               <w:jc w:val="center"/>
             </w:pPr>
@@ -11351,6 +11664,7 @@
           </w:tcPr>
           <w:p>
             <w:pPr>
+              <w:keepNext/>
               <w:spacing w:before="20" w:after="20"/>
               <w:jc w:val="center"/>
             </w:pPr>
@@ -11395,6 +11709,7 @@
           </w:tcPr>
           <w:p>
             <w:pPr>
+              <w:keepNext/>
               <w:spacing w:before="20" w:after="20"/>
               <w:jc w:val="center"/>
             </w:pPr>
@@ -11433,6 +11748,9 @@
         </w:tc>
       </w:tr>
       <w:tr>
+        <w:trPr>
+          <w:cantSplit/>
+        </w:trPr>
         <w:tc>
           <w:tcPr>
             <w:shd w:val="clear" w:color="auto" w:fill="F2F2F2"/>
@@ -11441,6 +11759,7 @@
           </w:tcPr>
           <w:p>
             <w:pPr>
+              <w:keepNext/>
               <w:spacing w:before="20" w:after="20"/>
               <w:jc w:val="center"/>
             </w:pPr>
@@ -11464,6 +11783,7 @@
           </w:tcPr>
           <w:p>
             <w:pPr>
+              <w:keepNext/>
               <w:spacing w:before="20" w:after="20"/>
               <w:jc w:val="center"/>
             </w:pPr>
@@ -11477,6 +11797,7 @@
           </w:tcPr>
           <w:p>
             <w:pPr>
+              <w:keepNext/>
               <w:spacing w:before="20" w:after="20"/>
               <w:jc w:val="center"/>
             </w:pPr>
@@ -11490,6 +11811,7 @@
           </w:tcPr>
           <w:p>
             <w:pPr>
+              <w:keepNext/>
               <w:spacing w:before="20" w:after="20"/>
               <w:jc w:val="center"/>
             </w:pPr>
@@ -11503,6 +11825,7 @@
           </w:tcPr>
           <w:p>
             <w:pPr>
+              <w:keepNext/>
               <w:spacing w:before="20" w:after="20"/>
               <w:jc w:val="center"/>
             </w:pPr>
@@ -11516,6 +11839,7 @@
           </w:tcPr>
           <w:p>
             <w:pPr>
+              <w:keepNext/>
               <w:spacing w:before="20" w:after="20"/>
               <w:jc w:val="center"/>
             </w:pPr>
@@ -11529,6 +11853,7 @@
           </w:tcPr>
           <w:p>
             <w:pPr>
+              <w:keepNext/>
               <w:spacing w:before="20" w:after="20"/>
               <w:jc w:val="center"/>
             </w:pPr>
@@ -11542,6 +11867,7 @@
           </w:tcPr>
           <w:p>
             <w:pPr>
+              <w:keepNext/>
               <w:spacing w:before="20" w:after="20"/>
               <w:jc w:val="center"/>
             </w:pPr>
@@ -11550,6 +11876,9 @@
         </w:tc>
       </w:tr>
       <w:tr>
+        <w:trPr>
+          <w:cantSplit/>
+        </w:trPr>
         <w:tc>
           <w:tcPr>
             <w:shd w:val="clear" w:color="auto" w:fill="F2F2F2"/>
@@ -11558,6 +11887,7 @@
           </w:tcPr>
           <w:p>
             <w:pPr>
+              <w:keepNext/>
               <w:spacing w:before="20" w:after="20"/>
               <w:jc w:val="center"/>
             </w:pPr>
@@ -11581,6 +11911,7 @@
           </w:tcPr>
           <w:p>
             <w:pPr>
+              <w:keepNext/>
               <w:spacing w:before="20" w:after="20"/>
               <w:jc w:val="center"/>
             </w:pPr>
@@ -11594,6 +11925,7 @@
           </w:tcPr>
           <w:p>
             <w:pPr>
+              <w:keepNext/>
               <w:spacing w:before="20" w:after="20"/>
               <w:jc w:val="center"/>
             </w:pPr>
@@ -11607,6 +11939,7 @@
           </w:tcPr>
           <w:p>
             <w:pPr>
+              <w:keepNext/>
               <w:spacing w:before="20" w:after="20"/>
               <w:jc w:val="center"/>
             </w:pPr>
@@ -11620,6 +11953,7 @@
           </w:tcPr>
           <w:p>
             <w:pPr>
+              <w:keepNext/>
               <w:spacing w:before="20" w:after="20"/>
               <w:jc w:val="center"/>
             </w:pPr>
@@ -11633,6 +11967,7 @@
           </w:tcPr>
           <w:p>
             <w:pPr>
+              <w:keepNext/>
               <w:spacing w:before="20" w:after="20"/>
               <w:jc w:val="center"/>
             </w:pPr>
@@ -11646,6 +11981,7 @@
           </w:tcPr>
           <w:p>
             <w:pPr>
+              <w:keepNext/>
               <w:spacing w:before="20" w:after="20"/>
               <w:jc w:val="center"/>
             </w:pPr>
@@ -11659,6 +11995,7 @@
           </w:tcPr>
           <w:p>
             <w:pPr>
+              <w:keepNext/>
               <w:spacing w:before="20" w:after="20"/>
               <w:jc w:val="center"/>
             </w:pPr>
@@ -11667,6 +12004,9 @@
         </w:tc>
       </w:tr>
       <w:tr>
+        <w:trPr>
+          <w:cantSplit/>
+        </w:trPr>
         <w:tc>
           <w:tcPr>
             <w:shd w:val="clear" w:color="auto" w:fill="F2F2F2"/>
@@ -11786,6 +12126,7 @@
     </w:tbl>
     <w:p>
       <w:pPr>
+        <w:keepNext/>
         <w:spacing w:before="140" w:after="60"/>
       </w:pPr>
       <w:r>
@@ -11844,6 +12185,7 @@
       <w:tr>
         <w:trPr>
           <w:tblHeader w:val="true"/>
+          <w:cantSplit/>
         </w:trPr>
         <w:tc>
           <w:tcPr>
@@ -11853,6 +12195,7 @@
           </w:tcPr>
           <w:p>
             <w:pPr>
+              <w:keepNext/>
               <w:spacing w:before="20" w:after="20"/>
               <w:jc w:val="center"/>
             </w:pPr>
@@ -11897,6 +12240,7 @@
           </w:tcPr>
           <w:p>
             <w:pPr>
+              <w:keepNext/>
               <w:spacing w:before="20" w:after="20"/>
               <w:jc w:val="center"/>
             </w:pPr>
@@ -11941,6 +12285,7 @@
           </w:tcPr>
           <w:p>
             <w:pPr>
+              <w:keepNext/>
               <w:spacing w:before="20" w:after="20"/>
               <w:jc w:val="center"/>
             </w:pPr>
@@ -11985,6 +12330,7 @@
           </w:tcPr>
           <w:p>
             <w:pPr>
+              <w:keepNext/>
               <w:spacing w:before="20" w:after="20"/>
               <w:jc w:val="center"/>
             </w:pPr>
@@ -12023,6 +12369,9 @@
         </w:tc>
       </w:tr>
       <w:tr>
+        <w:trPr>
+          <w:cantSplit/>
+        </w:trPr>
         <w:tc>
           <w:tcPr>
             <w:shd w:val="clear" w:color="auto" w:fill="F2F2F2"/>
@@ -12031,6 +12380,7 @@
           </w:tcPr>
           <w:p>
             <w:pPr>
+              <w:keepNext/>
               <w:spacing w:before="20" w:after="20"/>
               <w:jc w:val="center"/>
             </w:pPr>
@@ -12074,6 +12424,7 @@
           </w:tcPr>
           <w:p>
             <w:pPr>
+              <w:keepNext/>
               <w:spacing w:before="20" w:after="20"/>
               <w:jc w:val="center"/>
             </w:pPr>
@@ -12087,6 +12438,7 @@
           </w:tcPr>
           <w:p>
             <w:pPr>
+              <w:keepNext/>
               <w:spacing w:before="20" w:after="20"/>
               <w:jc w:val="center"/>
             </w:pPr>
@@ -12100,6 +12452,7 @@
           </w:tcPr>
           <w:p>
             <w:pPr>
+              <w:keepNext/>
               <w:spacing w:before="20" w:after="20"/>
               <w:jc w:val="center"/>
             </w:pPr>
@@ -12108,6 +12461,9 @@
         </w:tc>
       </w:tr>
       <w:tr>
+        <w:trPr>
+          <w:cantSplit/>
+        </w:trPr>
         <w:tc>
           <w:tcPr>
             <w:shd w:val="clear" w:color="auto" w:fill="F2F2F2"/>
@@ -12195,6 +12551,7 @@
     </w:tbl>
     <w:p>
       <w:pPr>
+        <w:keepNext/>
         <w:spacing w:before="240" w:after="140"/>
         <w:outlineLvl w:val="0"/>
       </w:pPr>
@@ -12291,6 +12648,7 @@
       <w:tr>
         <w:trPr>
           <w:tblHeader w:val="true"/>
+          <w:cantSplit/>
         </w:trPr>
         <w:tc>
           <w:tcPr>
@@ -12300,6 +12658,7 @@
           </w:tcPr>
           <w:p>
             <w:pPr>
+              <w:keepNext/>
               <w:spacing w:before="20" w:after="20"/>
               <w:jc w:val="center"/>
             </w:pPr>
@@ -12344,6 +12703,7 @@
           </w:tcPr>
           <w:p>
             <w:pPr>
+              <w:keepNext/>
               <w:spacing w:before="20" w:after="20"/>
               <w:jc w:val="center"/>
             </w:pPr>
@@ -12388,6 +12748,7 @@
           </w:tcPr>
           <w:p>
             <w:pPr>
+              <w:keepNext/>
               <w:spacing w:before="20" w:after="20"/>
               <w:jc w:val="center"/>
             </w:pPr>
@@ -12432,6 +12793,7 @@
           </w:tcPr>
           <w:p>
             <w:pPr>
+              <w:keepNext/>
               <w:spacing w:before="20" w:after="20"/>
               <w:jc w:val="center"/>
             </w:pPr>
@@ -12476,6 +12838,7 @@
           </w:tcPr>
           <w:p>
             <w:pPr>
+              <w:keepNext/>
               <w:spacing w:before="20" w:after="20"/>
               <w:jc w:val="center"/>
             </w:pPr>
@@ -12514,6 +12877,9 @@
         </w:tc>
       </w:tr>
       <w:tr>
+        <w:trPr>
+          <w:cantSplit/>
+        </w:trPr>
         <w:tc>
           <w:tcPr>
             <w:vAlign w:val="center"/>
@@ -12521,6 +12887,7 @@
           </w:tcPr>
           <w:p>
             <w:pPr>
+              <w:keepNext/>
               <w:spacing w:before="20" w:after="20"/>
               <w:jc w:val="center"/>
             </w:pPr>
@@ -12534,6 +12901,7 @@
           </w:tcPr>
           <w:p>
             <w:pPr>
+              <w:keepNext/>
               <w:spacing w:before="20" w:after="20"/>
               <w:jc w:val="center"/>
             </w:pPr>
@@ -12547,6 +12915,7 @@
           </w:tcPr>
           <w:p>
             <w:pPr>
+              <w:keepNext/>
               <w:spacing w:before="20" w:after="20"/>
               <w:jc w:val="center"/>
             </w:pPr>
@@ -12560,6 +12929,7 @@
           </w:tcPr>
           <w:p>
             <w:pPr>
+              <w:keepNext/>
               <w:spacing w:before="20" w:after="20"/>
               <w:jc w:val="center"/>
             </w:pPr>
@@ -12573,6 +12943,7 @@
           </w:tcPr>
           <w:p>
             <w:pPr>
+              <w:keepNext/>
               <w:spacing w:before="20" w:after="20"/>
               <w:jc w:val="center"/>
             </w:pPr>
@@ -12581,6 +12952,9 @@
         </w:tc>
       </w:tr>
       <w:tr>
+        <w:trPr>
+          <w:cantSplit/>
+        </w:trPr>
         <w:tc>
           <w:tcPr>
             <w:vAlign w:val="center"/>
@@ -12650,6 +13024,7 @@
     </w:tbl>
     <w:p>
       <w:pPr>
+        <w:keepNext/>
         <w:spacing w:before="240" w:after="140"/>
         <w:outlineLvl w:val="0"/>
       </w:pPr>
@@ -12709,6 +13084,7 @@
       <w:tr>
         <w:trPr>
           <w:tblHeader w:val="true"/>
+          <w:cantSplit/>
         </w:trPr>
         <w:tc>
           <w:tcPr>
@@ -12718,6 +13094,7 @@
           </w:tcPr>
           <w:p>
             <w:pPr>
+              <w:keepNext/>
               <w:spacing w:before="20" w:after="20"/>
               <w:jc w:val="center"/>
             </w:pPr>
@@ -12762,6 +13139,7 @@
           </w:tcPr>
           <w:p>
             <w:pPr>
+              <w:keepNext/>
               <w:spacing w:before="20" w:after="20"/>
               <w:jc w:val="center"/>
             </w:pPr>
@@ -12806,6 +13184,7 @@
           </w:tcPr>
           <w:p>
             <w:pPr>
+              <w:keepNext/>
               <w:spacing w:before="20" w:after="20"/>
               <w:jc w:val="center"/>
             </w:pPr>
@@ -12850,6 +13229,7 @@
           </w:tcPr>
           <w:p>
             <w:pPr>
+              <w:keepNext/>
               <w:spacing w:before="20" w:after="20"/>
               <w:jc w:val="center"/>
             </w:pPr>
@@ -12888,6 +13268,9 @@
         </w:tc>
       </w:tr>
       <w:tr>
+        <w:trPr>
+          <w:cantSplit/>
+        </w:trPr>
         <w:tc>
           <w:tcPr>
             <w:shd w:val="clear" w:color="auto" w:fill="F2F2F2"/>
@@ -12896,6 +13279,7 @@
           </w:tcPr>
           <w:p>
             <w:pPr>
+              <w:keepNext/>
               <w:spacing w:before="20" w:after="20"/>
               <w:jc w:val="center"/>
             </w:pPr>
@@ -12939,6 +13323,7 @@
           </w:tcPr>
           <w:p>
             <w:pPr>
+              <w:keepNext/>
               <w:spacing w:before="20" w:after="20"/>
               <w:jc w:val="center"/>
             </w:pPr>
@@ -12952,6 +13337,7 @@
           </w:tcPr>
           <w:p>
             <w:pPr>
+              <w:keepNext/>
               <w:spacing w:before="20" w:after="20"/>
               <w:jc w:val="center"/>
             </w:pPr>
@@ -12965,6 +13351,7 @@
           </w:tcPr>
           <w:p>
             <w:pPr>
+              <w:keepNext/>
               <w:spacing w:before="20" w:after="20"/>
               <w:jc w:val="center"/>
             </w:pPr>
@@ -12973,6 +13360,9 @@
         </w:tc>
       </w:tr>
       <w:tr>
+        <w:trPr>
+          <w:cantSplit/>
+        </w:trPr>
         <w:tc>
           <w:tcPr>
             <w:shd w:val="clear" w:color="auto" w:fill="F2F2F2"/>
@@ -12981,6 +13371,7 @@
           </w:tcPr>
           <w:p>
             <w:pPr>
+              <w:keepNext/>
               <w:spacing w:before="20" w:after="20"/>
               <w:jc w:val="center"/>
             </w:pPr>
@@ -13024,6 +13415,7 @@
           </w:tcPr>
           <w:p>
             <w:pPr>
+              <w:keepNext/>
               <w:spacing w:before="20" w:after="20"/>
               <w:jc w:val="center"/>
             </w:pPr>
@@ -13037,6 +13429,7 @@
           </w:tcPr>
           <w:p>
             <w:pPr>
+              <w:keepNext/>
               <w:spacing w:before="20" w:after="20"/>
               <w:jc w:val="center"/>
             </w:pPr>
@@ -13050,6 +13443,7 @@
           </w:tcPr>
           <w:p>
             <w:pPr>
+              <w:keepNext/>
               <w:spacing w:before="20" w:after="20"/>
               <w:jc w:val="center"/>
             </w:pPr>
@@ -13058,6 +13452,9 @@
         </w:tc>
       </w:tr>
       <w:tr>
+        <w:trPr>
+          <w:cantSplit/>
+        </w:trPr>
         <w:tc>
           <w:tcPr>
             <w:shd w:val="clear" w:color="auto" w:fill="F2F2F2"/>

--- a/deliverables/inland_transport_2026-10/docx/QASOP_0XX_A02.docx
+++ b/deliverables/inland_transport_2026-10/docx/QASOP_0XX_A02.docx
@@ -110,7 +110,7 @@
       <w:tblPr>
         <w:tblLook w:firstColumn="1" w:firstRow="1" w:lastColumn="0" w:lastRow="0" w:noHBand="0" w:noVBand="1" w:val="04A0"/>
         <w:tblLayout w:type="fixed"/>
-        <w:tblW w:type="dxa" w:w="1474"/>
+        <w:tblW w:type="dxa" w:w="10466"/>
         <w:tblInd w:type="dxa" w:w="0"/>
         <w:jc w:val="center"/>
         <w:tblBorders>
@@ -123,7 +123,7 @@
         </w:tblBorders>
       </w:tblPr>
       <w:tblGrid>
-        <w:gridCol w:w="1474"/>
+        <w:gridCol w:w="10466"/>
       </w:tblGrid>
       <w:tr>
         <w:trPr>
@@ -133,7 +133,7 @@
           <w:tcPr>
             <w:shd w:val="clear" w:color="auto" w:fill="FCE4D6"/>
             <w:vAlign w:val="center"/>
-            <w:tcW w:type="dxa" w:w="1474"/>
+            <w:tcW w:type="dxa" w:w="10466"/>
           </w:tcPr>
           <w:p>
             <w:pPr>
@@ -468,7 +468,7 @@
                 <w:color w:val="2B547E"/>
                 <w:sz w:val="20"/>
               </w:rPr>
-              <w:t>Возило / пакување</w:t>
+              <w:t>Возило / конфигурација на палети</w:t>
             </w:r>
             <w:r>
               <w:rPr>
@@ -488,7 +488,7 @@
                 <w:color w:val="2B547E"/>
                 <w:sz w:val="16"/>
               </w:rPr>
-              <w:t>Vehicle / packaging</w:t>
+              <w:t>Vehicle / pallet configuration</w:t>
             </w:r>
           </w:p>
         </w:tc>
@@ -1874,7 +1874,6 @@
           </w:tcPr>
           <w:p>
             <w:pPr>
-              <w:keepNext/>
               <w:spacing w:before="20" w:after="20"/>
               <w:jc w:val="center"/>
             </w:pPr>
@@ -1887,7 +1886,7 @@
                 <w:color w:val="2B547E"/>
                 <w:sz w:val="18"/>
               </w:rPr>
-              <w:t>Технички договор за квалитет со превозникот важечки</w:t>
+              <w:t>Возилото идентификувано; активна или пасивна заштита утврдена</w:t>
             </w:r>
             <w:r>
               <w:rPr>
@@ -1907,7 +1906,7 @@
                 <w:color w:val="2B547E"/>
                 <w:sz w:val="14"/>
               </w:rPr>
-              <w:t>Technical Quality Agreement with carrier valid</w:t>
+              <w:t>Vehicle identified; active or passive protection established</w:t>
             </w:r>
           </w:p>
         </w:tc>
@@ -1918,7 +1917,6 @@
           </w:tcPr>
           <w:p>
             <w:pPr>
-              <w:keepNext/>
               <w:spacing w:before="20" w:after="20"/>
               <w:jc w:val="center"/>
             </w:pPr>
@@ -1932,7 +1930,6 @@
           </w:tcPr>
           <w:p>
             <w:pPr>
-              <w:keepNext/>
               <w:spacing w:before="20" w:after="20"/>
               <w:jc w:val="center"/>
             </w:pPr>
@@ -1946,7 +1943,6 @@
           </w:tcPr>
           <w:p>
             <w:pPr>
-              <w:keepNext/>
               <w:spacing w:before="20" w:after="20"/>
               <w:jc w:val="center"/>
             </w:pPr>
@@ -1966,7 +1962,6 @@
           </w:tcPr>
           <w:p>
             <w:pPr>
-              <w:keepNext/>
               <w:spacing w:before="20" w:after="20"/>
               <w:jc w:val="center"/>
             </w:pPr>
@@ -1979,7 +1974,7 @@
                 <w:color w:val="2B547E"/>
                 <w:sz w:val="18"/>
               </w:rPr>
-              <w:t>Техничка документација за климатизацијата достапна</w:t>
+              <w:t>Техничка документација за контролата на температура (ако постои)</w:t>
             </w:r>
             <w:r>
               <w:rPr>
@@ -1999,7 +1994,7 @@
                 <w:color w:val="2B547E"/>
                 <w:sz w:val="14"/>
               </w:rPr>
-              <w:t>Climate-control technical documentation available</w:t>
+              <w:t>Temperature-control technical documentation (if fitted)</w:t>
             </w:r>
           </w:p>
         </w:tc>
@@ -2010,7 +2005,6 @@
           </w:tcPr>
           <w:p>
             <w:pPr>
-              <w:keepNext/>
               <w:spacing w:before="20" w:after="20"/>
               <w:jc w:val="center"/>
             </w:pPr>
@@ -2024,7 +2018,6 @@
           </w:tcPr>
           <w:p>
             <w:pPr>
-              <w:keepNext/>
               <w:spacing w:before="20" w:after="20"/>
               <w:jc w:val="center"/>
             </w:pPr>
@@ -2038,7 +2031,6 @@
           </w:tcPr>
           <w:p>
             <w:pPr>
-              <w:keepNext/>
               <w:spacing w:before="20" w:after="20"/>
               <w:jc w:val="center"/>
             </w:pPr>
@@ -2058,7 +2050,6 @@
           </w:tcPr>
           <w:p>
             <w:pPr>
-              <w:keepNext/>
               <w:spacing w:before="20" w:after="20"/>
               <w:jc w:val="center"/>
             </w:pPr>
@@ -2071,7 +2062,7 @@
                 <w:color w:val="2B547E"/>
                 <w:sz w:val="18"/>
               </w:rPr>
-              <w:t>Логерите калибрирани (неодреденост ≤ ±0,5 °C, ≤ ±3 % RH)</w:t>
+              <w:t>10 USB логери калибрирани (≤ ±0,5 °C, ≤ ±3 % RH), софтверот верификуван</w:t>
             </w:r>
             <w:r>
               <w:rPr>
@@ -2091,7 +2082,7 @@
                 <w:color w:val="2B547E"/>
                 <w:sz w:val="14"/>
               </w:rPr>
-              <w:t>Loggers calibrated (uncertainty ≤ ±0.5 °C, ≤ ±3 % RH)</w:t>
+              <w:t>10 USB loggers calibrated (≤ ±0.5 °C, ≤ ±3 % RH), software verified</w:t>
             </w:r>
           </w:p>
         </w:tc>
@@ -2102,7 +2093,6 @@
           </w:tcPr>
           <w:p>
             <w:pPr>
-              <w:keepNext/>
               <w:spacing w:before="20" w:after="20"/>
               <w:jc w:val="center"/>
             </w:pPr>
@@ -2116,7 +2106,6 @@
           </w:tcPr>
           <w:p>
             <w:pPr>
-              <w:keepNext/>
               <w:spacing w:before="20" w:after="20"/>
               <w:jc w:val="center"/>
             </w:pPr>
@@ -2130,7 +2119,6 @@
           </w:tcPr>
           <w:p>
             <w:pPr>
-              <w:keepNext/>
               <w:spacing w:before="20" w:after="20"/>
               <w:jc w:val="center"/>
             </w:pPr>
@@ -2150,7 +2138,6 @@
           </w:tcPr>
           <w:p>
             <w:pPr>
-              <w:keepNext/>
               <w:spacing w:before="20" w:after="20"/>
               <w:jc w:val="center"/>
             </w:pPr>
@@ -2163,7 +2150,7 @@
                 <w:color w:val="2B547E"/>
                 <w:sz w:val="18"/>
               </w:rPr>
-              <w:t>Тимот обучен за QASOP_0XX и WHSOP_003</w:t>
+              <w:t>Логери за еднократна употреба: сертификат на серијата, рок на употреба</w:t>
             </w:r>
             <w:r>
               <w:rPr>
@@ -2183,7 +2170,7 @@
                 <w:color w:val="2B547E"/>
                 <w:sz w:val="14"/>
               </w:rPr>
-              <w:t>Team trained on QASOP_0XX and WHSOP_003</w:t>
+              <w:t>Single-use loggers: lot certificate, expiry date</w:t>
             </w:r>
           </w:p>
         </w:tc>
@@ -2194,7 +2181,6 @@
           </w:tcPr>
           <w:p>
             <w:pPr>
-              <w:keepNext/>
               <w:spacing w:before="20" w:after="20"/>
               <w:jc w:val="center"/>
             </w:pPr>
@@ -2208,7 +2194,6 @@
           </w:tcPr>
           <w:p>
             <w:pPr>
-              <w:keepNext/>
               <w:spacing w:before="20" w:after="20"/>
               <w:jc w:val="center"/>
             </w:pPr>
@@ -2222,7 +2207,6 @@
           </w:tcPr>
           <w:p>
             <w:pPr>
-              <w:keepNext/>
               <w:spacing w:before="20" w:after="20"/>
               <w:jc w:val="center"/>
             </w:pPr>
@@ -2254,7 +2238,7 @@
                 <w:color w:val="2B547E"/>
                 <w:sz w:val="18"/>
               </w:rPr>
-              <w:t>Симулираниот товар дефиниран (термичка маса, конфигурација)</w:t>
+              <w:t>Палети, картони, стреч-фолија и термо-ќебиња во рутинската конфигурација</w:t>
             </w:r>
             <w:r>
               <w:rPr>
@@ -2274,7 +2258,183 @@
                 <w:color w:val="2B547E"/>
                 <w:sz w:val="14"/>
               </w:rPr>
-              <w:t>Simulated load defined (thermal mass, configuration)</w:t>
+              <w:t>Pallets, cartons, stretch film and thermal blankets in the routine configuration</w:t>
+            </w:r>
+          </w:p>
+        </w:tc>
+        <w:tc>
+          <w:tcPr>
+            <w:vAlign w:val="center"/>
+            <w:tcW w:type="dxa" w:w="1701"/>
+          </w:tcPr>
+          <w:p>
+            <w:pPr>
+              <w:spacing w:before="20" w:after="20"/>
+              <w:jc w:val="center"/>
+            </w:pPr>
+            <w:r/>
+          </w:p>
+        </w:tc>
+        <w:tc>
+          <w:tcPr>
+            <w:vAlign w:val="center"/>
+            <w:tcW w:type="dxa" w:w="1701"/>
+          </w:tcPr>
+          <w:p>
+            <w:pPr>
+              <w:spacing w:before="20" w:after="20"/>
+              <w:jc w:val="center"/>
+            </w:pPr>
+            <w:r/>
+          </w:p>
+        </w:tc>
+        <w:tc>
+          <w:tcPr>
+            <w:vAlign w:val="center"/>
+            <w:tcW w:type="dxa" w:w="1701"/>
+          </w:tcPr>
+          <w:p>
+            <w:pPr>
+              <w:spacing w:before="20" w:after="20"/>
+              <w:jc w:val="center"/>
+            </w:pPr>
+            <w:r/>
+          </w:p>
+        </w:tc>
+      </w:tr>
+      <w:tr>
+        <w:trPr>
+          <w:cantSplit/>
+        </w:trPr>
+        <w:tc>
+          <w:tcPr>
+            <w:shd w:val="clear" w:color="auto" w:fill="F2F2F2"/>
+            <w:vAlign w:val="center"/>
+            <w:tcW w:type="dxa" w:w="5363"/>
+          </w:tcPr>
+          <w:p>
+            <w:pPr>
+              <w:spacing w:before="20" w:after="20"/>
+              <w:jc w:val="center"/>
+            </w:pPr>
+            <w:r/>
+            <w:r>
+              <w:rPr>
+                <w:rFonts w:ascii="Calibri" w:hAnsi="Calibri"/>
+                <w:b/>
+                <w:i w:val="0"/>
+                <w:color w:val="2B547E"/>
+                <w:sz w:val="18"/>
+              </w:rPr>
+              <w:t>Тимот обучен за QASOP_0XX и WHSOP_003</w:t>
+            </w:r>
+            <w:r>
+              <w:rPr>
+                <w:rFonts w:ascii="Calibri" w:hAnsi="Calibri"/>
+                <w:b w:val="0"/>
+                <w:i w:val="0"/>
+                <w:color w:val="2B547E"/>
+                <w:sz w:val="14"/>
+              </w:rPr>
+              <w:t xml:space="preserve"> | </w:t>
+            </w:r>
+            <w:r>
+              <w:rPr>
+                <w:rFonts w:ascii="Calibri" w:hAnsi="Calibri"/>
+                <w:b w:val="0"/>
+                <w:i w:val="0"/>
+                <w:color w:val="2B547E"/>
+                <w:sz w:val="14"/>
+              </w:rPr>
+              <w:t>Team trained on QASOP_0XX and WHSOP_003</w:t>
+            </w:r>
+          </w:p>
+        </w:tc>
+        <w:tc>
+          <w:tcPr>
+            <w:vAlign w:val="center"/>
+            <w:tcW w:type="dxa" w:w="1701"/>
+          </w:tcPr>
+          <w:p>
+            <w:pPr>
+              <w:spacing w:before="20" w:after="20"/>
+              <w:jc w:val="center"/>
+            </w:pPr>
+            <w:r/>
+          </w:p>
+        </w:tc>
+        <w:tc>
+          <w:tcPr>
+            <w:vAlign w:val="center"/>
+            <w:tcW w:type="dxa" w:w="1701"/>
+          </w:tcPr>
+          <w:p>
+            <w:pPr>
+              <w:spacing w:before="20" w:after="20"/>
+              <w:jc w:val="center"/>
+            </w:pPr>
+            <w:r/>
+          </w:p>
+        </w:tc>
+        <w:tc>
+          <w:tcPr>
+            <w:vAlign w:val="center"/>
+            <w:tcW w:type="dxa" w:w="1701"/>
+          </w:tcPr>
+          <w:p>
+            <w:pPr>
+              <w:spacing w:before="20" w:after="20"/>
+              <w:jc w:val="center"/>
+            </w:pPr>
+            <w:r/>
+          </w:p>
+        </w:tc>
+      </w:tr>
+      <w:tr>
+        <w:trPr>
+          <w:cantSplit/>
+        </w:trPr>
+        <w:tc>
+          <w:tcPr>
+            <w:shd w:val="clear" w:color="auto" w:fill="F2F2F2"/>
+            <w:vAlign w:val="center"/>
+            <w:tcW w:type="dxa" w:w="5363"/>
+          </w:tcPr>
+          <w:p>
+            <w:pPr>
+              <w:spacing w:before="20" w:after="20"/>
+              <w:jc w:val="center"/>
+            </w:pPr>
+            <w:r/>
+            <w:r>
+              <w:rPr>
+                <w:rFonts w:ascii="Calibri" w:hAnsi="Calibri"/>
+                <w:b/>
+                <w:i w:val="0"/>
+                <w:color w:val="2B547E"/>
+                <w:sz w:val="18"/>
+              </w:rPr>
+              <w:t>Симулираниот товар дефиниран (кеси со иста маса, G 8 / M 4 картони)</w:t>
+            </w:r>
+            <w:r>
+              <w:rPr>
+                <w:rFonts w:ascii="Calibri" w:hAnsi="Calibri"/>
+                <w:b w:val="0"/>
+                <w:i w:val="0"/>
+                <w:color w:val="2B547E"/>
+                <w:sz w:val="14"/>
+              </w:rPr>
+              <w:t xml:space="preserve"> | </w:t>
+            </w:r>
+            <w:r>
+              <w:rPr>
+                <w:rFonts w:ascii="Calibri" w:hAnsi="Calibri"/>
+                <w:b w:val="0"/>
+                <w:i w:val="0"/>
+                <w:color w:val="2B547E"/>
+                <w:sz w:val="14"/>
+              </w:rPr>
+              <w:t>Simulated load defined (bags of the same mass, L 8 / S 4 cartons)</w:t>
             </w:r>
           </w:p>
         </w:tc>
@@ -2794,7 +2954,7 @@
           <w:color w:val="000000"/>
           <w:sz w:val="22"/>
         </w:rPr>
-        <w:t>Возило: 9 логери во товарниот простор (8 агли и центар), 1 кај вратата, 1 на излезот на климатизацијата, 1 амбиент. Пасивно пакување: 5 логери (центар и 4 агли) и 1 амбиент. Интервал: 1 мин (OQ), 5 мин (PQ). Логерите се синхронизираат по време пред почетокот.</w:t>
+        <w:t>USB логери (10): P1–P8 во аглите на товарниот простор (P3, P4, P7, P8 кон вратите), P9 во центарот, P10 надвор (амбиент, во сенка); интервал 1 мин (OQ), 5 мин (PQ). Логери за еднократна употреба во тестовите со товар: по 2 во секоја палета — Е1 горен слој, аголот кон вратите; Е2 долен слој, центар (QASOP_0XX §6.4.2). Сите логери се синхронизираат по време пред почетокот.</w:t>
       </w:r>
       <w:r>
         <w:rPr>
@@ -2814,7 +2974,7 @@
           <w:color w:val="595959"/>
           <w:sz w:val="16"/>
         </w:rPr>
-        <w:t>Vehicle: 9 loggers in the load space (8 corners and centre), 1 at the door, 1 at the climate-control outlet, 1 ambient. Passive packaging: 5 loggers (centre and 4 corners) and 1 ambient. Interval: 1 min (OQ), 5 min (PQ). Loggers are time-synchronised before the start.</w:t>
+        <w:t>USB loggers (10): P1–P8 at the corners of the load space (P3, P4, P7, P8 towards the doors), P9 at the centre, P10 outside (ambient, shaded); interval 1 min (OQ), 5 min (PQ). Single-use loggers in the loaded tests: 2 in every pallet — E1 top layer, corner facing the doors; E2 bottom layer, centre (QASOP_0XX §6.4.2). All loggers are time-synchronised before the start.</w:t>
       </w:r>
     </w:p>
     <w:tbl>
@@ -3326,7 +3486,7 @@
                 <w:color w:val="2B547E"/>
                 <w:sz w:val="18"/>
               </w:rPr>
-              <w:t>P10 врата</w:t>
+              <w:t>P10 амбиент</w:t>
             </w:r>
             <w:r>
               <w:rPr>
@@ -3346,7 +3506,7 @@
                 <w:color w:val="2B547E"/>
                 <w:sz w:val="14"/>
               </w:rPr>
-              <w:t>door</w:t>
+              <w:t>ambient</w:t>
             </w:r>
           </w:p>
         </w:tc>
@@ -3418,7 +3578,7 @@
                 <w:color w:val="2B547E"/>
                 <w:sz w:val="18"/>
               </w:rPr>
-              <w:t>P11 излез</w:t>
+              <w:t>Е1 по палета</w:t>
             </w:r>
             <w:r>
               <w:rPr>
@@ -3438,7 +3598,7 @@
                 <w:color w:val="2B547E"/>
                 <w:sz w:val="14"/>
               </w:rPr>
-              <w:t>outlet</w:t>
+              <w:t>E1 per pallet</w:t>
             </w:r>
           </w:p>
         </w:tc>
@@ -3509,7 +3669,7 @@
                 <w:color w:val="2B547E"/>
                 <w:sz w:val="18"/>
               </w:rPr>
-              <w:t>P12 амбиент</w:t>
+              <w:t>Е2 по палета</w:t>
             </w:r>
             <w:r>
               <w:rPr>
@@ -3529,7 +3689,7 @@
                 <w:color w:val="2B547E"/>
                 <w:sz w:val="14"/>
               </w:rPr>
-              <w:t>ambient</w:t>
+              <w:t>E2 per pallet</w:t>
             </w:r>
           </w:p>
         </w:tc>
@@ -4258,7 +4418,7 @@
                 <w:color w:val="000000"/>
                 <w:sz w:val="18"/>
               </w:rPr>
-              <w:t>Сите точки во опсег по стабилизацијата; време до опсег евидентирано</w:t>
+              <w:t>Профил на воздухот наспроти амбиентот; кај активна: сите точки во опсег по стабилизацијата</w:t>
             </w:r>
             <w:r>
               <w:rPr>
@@ -4278,7 +4438,7 @@
                 <w:color w:val="000000"/>
                 <w:sz w:val="14"/>
               </w:rPr>
-              <w:t>All points within range after stabilisation; time to range recorded</w:t>
+              <w:t>Air profile against ambient; with active control: all points within range after stabilisation</w:t>
             </w:r>
           </w:p>
         </w:tc>
@@ -4370,7 +4530,7 @@
                 <w:color w:val="000000"/>
                 <w:sz w:val="18"/>
               </w:rPr>
-              <w:t>Сите точки во опсег ≥ 125 % од максималното времетраење; MKT во опсег</w:t>
+              <w:t>Сите логери во палетите (Е1, Е2) во опсег ≥ 125 % од максималното времетраење; MKT во опсег</w:t>
             </w:r>
             <w:r>
               <w:rPr>
@@ -4390,7 +4550,7 @@
                 <w:color w:val="000000"/>
                 <w:sz w:val="14"/>
               </w:rPr>
-              <w:t>All points within range for ≥ 125 % of maximum duration; MKT within range</w:t>
+              <w:t>All pallet loggers (E1, E2) within range for ≥ 125 % of maximum duration; MKT within range</w:t>
             </w:r>
           </w:p>
         </w:tc>
@@ -4594,7 +4754,7 @@
                 <w:color w:val="000000"/>
                 <w:sz w:val="18"/>
               </w:rPr>
-              <w:t>Време на задржување ≥ макс. предвиден прекин (≥ 60 мин)</w:t>
+              <w:t>Само активна: време на задржување ≥ макс. предвиден прекин (≥ 60 мин)</w:t>
             </w:r>
             <w:r>
               <w:rPr>
@@ -4614,7 +4774,7 @@
                 <w:color w:val="000000"/>
                 <w:sz w:val="14"/>
               </w:rPr>
-              <w:t>Hold time ≥ max. foreseen interruption (≥ 60 min)</w:t>
+              <w:t>Active only: hold time ≥ max. foreseen interruption (≥ 60 min)</w:t>
             </w:r>
           </w:p>
         </w:tc>
@@ -4706,7 +4866,7 @@
                 <w:color w:val="000000"/>
                 <w:sz w:val="18"/>
               </w:rPr>
-              <w:t>Летно (амбиент ≥ 30 °C) и зимско (≤ 0 °C) мапирање во опсег</w:t>
+              <w:t>Летно (амбиент ≥ 30 °C) и зимско (≤ 0 °C) мапирање: логерите во палетите во опсег</w:t>
             </w:r>
             <w:r>
               <w:rPr>
@@ -4726,7 +4886,7 @@
                 <w:color w:val="000000"/>
                 <w:sz w:val="14"/>
               </w:rPr>
-              <w:t>Summer (ambient ≥ 30 °C) and winter (≤ 0 °C) mapping within range</w:t>
+              <w:t>Summer (ambient ≥ 30 °C) and winter (≤ 0 °C) mapping: pallet loggers within range</w:t>
             </w:r>
           </w:p>
         </w:tc>
@@ -4798,7 +4958,7 @@
                 <w:color w:val="000000"/>
                 <w:sz w:val="18"/>
               </w:rPr>
-              <w:t>Сите логери во опсег; времетраење ≤ квалификуваното; пломби и ланец на надзор комплетни</w:t>
+              <w:t>Сите логери во палетите во опсег; времетраење ≤ квалификуваното; пломби, завиткување и ланец на надзор комплетни</w:t>
             </w:r>
             <w:r>
               <w:rPr>
@@ -4818,7 +4978,7 @@
                 <w:color w:val="000000"/>
                 <w:sz w:val="14"/>
               </w:rPr>
-              <w:t>All loggers within range; duration ≤ qualified; seals and chain of custody complete</w:t>
+              <w:t>All pallet loggers within range; duration ≤ qualified; seals, wrapping and chain of custody complete</w:t>
             </w:r>
           </w:p>
         </w:tc>
@@ -5846,7 +6006,7 @@
           <w:color w:val="000000"/>
           <w:sz w:val="22"/>
         </w:rPr>
-        <w:t>Вклучи ја климатизацијата со празен товарен простор; бележи до стабилизација и уште 60 мин.</w:t>
+        <w:t>Празен товарен простор, вратите затворени; кај активна контрола вклучи ја и бележи до стабилизација и уште 60 мин; кај пасивна бележи најмалку колку најдолгото патување.</w:t>
       </w:r>
       <w:r>
         <w:rPr>
@@ -5866,7 +6026,7 @@
           <w:color w:val="595959"/>
           <w:sz w:val="16"/>
         </w:rPr>
-        <w:t>Start climate control with an empty load space; record until stable and a further 60 min.</w:t>
+        <w:t>Empty load space, doors closed; with active control switch it on and record until stable and a further 60 min; with passive protection record for at least the longest journey.</w:t>
       </w:r>
     </w:p>
     <w:tbl>
@@ -6767,7 +6927,7 @@
           <w:color w:val="000000"/>
           <w:sz w:val="22"/>
         </w:rPr>
-        <w:t>Натовари симулиран товар во максимална конфигурација; затвори; бележи ≥ 125 % од максималното времетраење од A01.</w:t>
+        <w:t>Натовари палети со симулиран товар во максималната конфигурација, завиткани како во рутина, со Е1 и Е2 во секоја палета (вклучи најмалку една мала палета); затвори; бележи ≥ 125 % од максималното времетраење од A01.</w:t>
       </w:r>
       <w:r>
         <w:rPr>
@@ -6787,7 +6947,7 @@
           <w:color w:val="595959"/>
           <w:sz w:val="16"/>
         </w:rPr>
-        <w:t>Load the simulated load in maximum configuration; close; record for ≥ 125 % of the maximum duration from A01.</w:t>
+        <w:t>Load pallets with the simulated load in the maximum configuration, wrapped as in routine, with E1 and E2 in every pallet (include at least one small pallet); close; record for ≥ 125 % of the maximum duration from A01.</w:t>
       </w:r>
     </w:p>
     <w:tbl>
@@ -8573,7 +8733,7 @@
           <w:color w:val="2B547E"/>
           <w:sz w:val="32"/>
         </w:rPr>
-        <w:t>6.4  OQ-4 Прекин на напојување</w:t>
+        <w:t>6.4  OQ-4 Прекин на напојување (само активна)</w:t>
       </w:r>
       <w:r>
         <w:rPr>
@@ -8593,7 +8753,7 @@
           <w:color w:val="595959"/>
           <w:sz w:val="24"/>
         </w:rPr>
-        <w:t>OQ-4 Power interruption</w:t>
+        <w:t>OQ-4 Power interruption (active only)</w:t>
       </w:r>
     </w:p>
     <w:p>
@@ -8609,7 +8769,7 @@
           <w:color w:val="000000"/>
           <w:sz w:val="22"/>
         </w:rPr>
-        <w:t>При полн товар во стабилна состојба, исклучи ја климатизацијата; бележи до првото излегување од опсегот (време на задржување); вклучи ја повторно.</w:t>
+        <w:t>При полн товар во стабилна состојба, исклучи ја контролата на температура; бележи до првото излегување од опсегот (време на задржување); вклучи ја повторно. Кај пасивна заштита — N/A (времето на задржување го даваат OQ-2, OQ-5 и OQ-6).</w:t>
       </w:r>
       <w:r>
         <w:rPr>
@@ -8629,7 +8789,7 @@
           <w:color w:val="595959"/>
           <w:sz w:val="16"/>
         </w:rPr>
-        <w:t>With full load at steady state, switch off climate control; record until the first point leaves the range (hold time); switch back on.</w:t>
+        <w:t>With full load at steady state, switch off temperature control; record until the first point leaves the range (hold time); switch back on. With passive protection — N/A (hold time is given by OQ-2, OQ-5 and OQ-6).</w:t>
       </w:r>
     </w:p>
     <w:tbl>
@@ -11562,27 +11722,27 @@
                 <w:color w:val="FFFFFF"/>
                 <w:sz w:val="18"/>
               </w:rPr>
-              <w:t>Сезона</w:t>
-            </w:r>
-            <w:r>
-              <w:rPr>
-                <w:rFonts w:ascii="Calibri" w:hAnsi="Calibri"/>
-                <w:b w:val="0"/>
-                <w:i w:val="0"/>
-                <w:color w:val="FFFFFF"/>
-                <w:sz w:val="14"/>
-              </w:rPr>
-              <w:t xml:space="preserve"> | </w:t>
-            </w:r>
-            <w:r>
-              <w:rPr>
-                <w:rFonts w:ascii="Calibri" w:hAnsi="Calibri"/>
-                <w:b w:val="0"/>
-                <w:i w:val="0"/>
-                <w:color w:val="FFFFFF"/>
-                <w:sz w:val="14"/>
-              </w:rPr>
-              <w:t>Season</w:t>
+              <w:t>Палети G/M</w:t>
+            </w:r>
+            <w:r>
+              <w:rPr>
+                <w:rFonts w:ascii="Calibri" w:hAnsi="Calibri"/>
+                <w:b w:val="0"/>
+                <w:i w:val="0"/>
+                <w:color w:val="FFFFFF"/>
+                <w:sz w:val="14"/>
+              </w:rPr>
+              <w:t xml:space="preserve"> | </w:t>
+            </w:r>
+            <w:r>
+              <w:rPr>
+                <w:rFonts w:ascii="Calibri" w:hAnsi="Calibri"/>
+                <w:b w:val="0"/>
+                <w:i w:val="0"/>
+                <w:color w:val="FFFFFF"/>
+                <w:sz w:val="14"/>
+              </w:rPr>
+              <w:t>Pallets L/S</w:t>
             </w:r>
           </w:p>
         </w:tc>
@@ -11607,27 +11767,27 @@
                 <w:color w:val="FFFFFF"/>
                 <w:sz w:val="18"/>
               </w:rPr>
-              <w:t>Мин./макс. °C</w:t>
-            </w:r>
-            <w:r>
-              <w:rPr>
-                <w:rFonts w:ascii="Calibri" w:hAnsi="Calibri"/>
-                <w:b w:val="0"/>
-                <w:i w:val="0"/>
-                <w:color w:val="FFFFFF"/>
-                <w:sz w:val="14"/>
-              </w:rPr>
-              <w:t xml:space="preserve"> | </w:t>
-            </w:r>
-            <w:r>
-              <w:rPr>
-                <w:rFonts w:ascii="Calibri" w:hAnsi="Calibri"/>
-                <w:b w:val="0"/>
-                <w:i w:val="0"/>
-                <w:color w:val="FFFFFF"/>
-                <w:sz w:val="14"/>
-              </w:rPr>
-              <w:t>Min./max. °C</w:t>
+              <w:t>Палети мин./макс. °C</w:t>
+            </w:r>
+            <w:r>
+              <w:rPr>
+                <w:rFonts w:ascii="Calibri" w:hAnsi="Calibri"/>
+                <w:b w:val="0"/>
+                <w:i w:val="0"/>
+                <w:color w:val="FFFFFF"/>
+                <w:sz w:val="14"/>
+              </w:rPr>
+              <w:t xml:space="preserve"> | </w:t>
+            </w:r>
+            <w:r>
+              <w:rPr>
+                <w:rFonts w:ascii="Calibri" w:hAnsi="Calibri"/>
+                <w:b w:val="0"/>
+                <w:i w:val="0"/>
+                <w:color w:val="FFFFFF"/>
+                <w:sz w:val="14"/>
+              </w:rPr>
+              <w:t>Pallets min./max. °C</w:t>
             </w:r>
           </w:p>
         </w:tc>

--- a/deliverables/inland_transport_2026-10/docx/QASOP_0XX_A02.docx
+++ b/deliverables/inland_transport_2026-10/docx/QASOP_0XX_A02.docx
@@ -468,7 +468,7 @@
                 <w:color w:val="2B547E"/>
                 <w:sz w:val="20"/>
               </w:rPr>
-              <w:t>Возило / конфигурација на палети</w:t>
+              <w:t>Превозник / возило</w:t>
             </w:r>
             <w:r>
               <w:rPr>
@@ -488,7 +488,155 @@
                 <w:color w:val="2B547E"/>
                 <w:sz w:val="16"/>
               </w:rPr>
-              <w:t>Vehicle / pallet configuration</w:t>
+              <w:t>Carrier / vehicle</w:t>
+            </w:r>
+          </w:p>
+        </w:tc>
+        <w:tc>
+          <w:tcPr>
+            <w:vAlign w:val="center"/>
+            <w:tcW w:type="dxa" w:w="7291"/>
+          </w:tcPr>
+          <w:p>
+            <w:pPr>
+              <w:spacing w:before="20" w:after="20"/>
+              <w:jc w:val="center"/>
+            </w:pPr>
+            <w:r/>
+          </w:p>
+        </w:tc>
+      </w:tr>
+      <w:tr>
+        <w:tc>
+          <w:tcPr>
+            <w:shd w:val="clear" w:color="auto" w:fill="F2F2F2"/>
+            <w:vAlign w:val="center"/>
+            <w:tcW w:type="dxa" w:w="3175"/>
+          </w:tcPr>
+          <w:p>
+            <w:pPr>
+              <w:spacing w:before="20" w:after="20"/>
+              <w:jc w:val="center"/>
+            </w:pPr>
+            <w:r/>
+            <w:r>
+              <w:rPr>
+                <w:rFonts w:ascii="Calibri" w:hAnsi="Calibri"/>
+                <w:b/>
+                <w:i w:val="0"/>
+                <w:color w:val="2B547E"/>
+                <w:sz w:val="20"/>
+              </w:rPr>
+              <w:t>Контрола на температура</w:t>
+            </w:r>
+            <w:r>
+              <w:rPr>
+                <w:rFonts w:ascii="Calibri" w:hAnsi="Calibri"/>
+                <w:b w:val="0"/>
+                <w:i w:val="0"/>
+                <w:color w:val="2B547E"/>
+                <w:sz w:val="16"/>
+              </w:rPr>
+              <w:t xml:space="preserve"> | </w:t>
+            </w:r>
+            <w:r>
+              <w:rPr>
+                <w:rFonts w:ascii="Calibri" w:hAnsi="Calibri"/>
+                <w:b w:val="0"/>
+                <w:i w:val="0"/>
+                <w:color w:val="2B547E"/>
+                <w:sz w:val="16"/>
+              </w:rPr>
+              <w:t>Temperature control</w:t>
+            </w:r>
+          </w:p>
+        </w:tc>
+        <w:tc>
+          <w:tcPr>
+            <w:vAlign w:val="center"/>
+            <w:tcW w:type="dxa" w:w="7291"/>
+          </w:tcPr>
+          <w:p>
+            <w:pPr>
+              <w:spacing w:before="20" w:after="20"/>
+              <w:jc w:val="center"/>
+            </w:pPr>
+            <w:r/>
+            <w:r>
+              <w:rPr>
+                <w:rFonts w:ascii="Calibri" w:hAnsi="Calibri"/>
+                <w:b w:val="0"/>
+                <w:i w:val="0"/>
+                <w:color w:val="000000"/>
+                <w:sz w:val="20"/>
+              </w:rPr>
+              <w:t>☐ Активна</w:t>
+            </w:r>
+            <w:r>
+              <w:rPr>
+                <w:rFonts w:ascii="Calibri" w:hAnsi="Calibri"/>
+                <w:b w:val="0"/>
+                <w:i w:val="0"/>
+                <w:color w:val="000000"/>
+                <w:sz w:val="16"/>
+              </w:rPr>
+              <w:t xml:space="preserve"> | </w:t>
+            </w:r>
+            <w:r>
+              <w:rPr>
+                <w:rFonts w:ascii="Calibri" w:hAnsi="Calibri"/>
+                <w:b w:val="0"/>
+                <w:i/>
+                <w:color w:val="000000"/>
+                <w:sz w:val="16"/>
+              </w:rPr>
+              <w:t>Active   ☐ Пасивна | Passive</w:t>
+            </w:r>
+          </w:p>
+        </w:tc>
+      </w:tr>
+      <w:tr>
+        <w:tc>
+          <w:tcPr>
+            <w:shd w:val="clear" w:color="auto" w:fill="F2F2F2"/>
+            <w:vAlign w:val="center"/>
+            <w:tcW w:type="dxa" w:w="3175"/>
+          </w:tcPr>
+          <w:p>
+            <w:pPr>
+              <w:spacing w:before="20" w:after="20"/>
+              <w:jc w:val="center"/>
+            </w:pPr>
+            <w:r/>
+            <w:r>
+              <w:rPr>
+                <w:rFonts w:ascii="Calibri" w:hAnsi="Calibri"/>
+                <w:b/>
+                <w:i w:val="0"/>
+                <w:color w:val="2B547E"/>
+                <w:sz w:val="20"/>
+              </w:rPr>
+              <w:t>Конфигурација на палети</w:t>
+            </w:r>
+            <w:r>
+              <w:rPr>
+                <w:rFonts w:ascii="Calibri" w:hAnsi="Calibri"/>
+                <w:b w:val="0"/>
+                <w:i w:val="0"/>
+                <w:color w:val="2B547E"/>
+                <w:sz w:val="16"/>
+              </w:rPr>
+              <w:t xml:space="preserve"> | </w:t>
+            </w:r>
+            <w:r>
+              <w:rPr>
+                <w:rFonts w:ascii="Calibri" w:hAnsi="Calibri"/>
+                <w:b w:val="0"/>
+                <w:i w:val="0"/>
+                <w:color w:val="2B547E"/>
+                <w:sz w:val="16"/>
+              </w:rPr>
+              <w:t>Pallet configuration</w:t>
             </w:r>
           </w:p>
         </w:tc>
@@ -1886,7 +2034,7 @@
                 <w:color w:val="2B547E"/>
                 <w:sz w:val="18"/>
               </w:rPr>
-              <w:t>Возилото идентификувано; активна или пасивна заштита утврдена</w:t>
+              <w:t>Превозникот квалификуван, Договорот за квалитет важи; возилото идентификувано</w:t>
             </w:r>
             <w:r>
               <w:rPr>
@@ -1906,7 +2054,7 @@
                 <w:color w:val="2B547E"/>
                 <w:sz w:val="14"/>
               </w:rPr>
-              <w:t>Vehicle identified; active or passive protection established</w:t>
+              <w:t>Carrier qualified, Quality Agreement valid; vehicle identified</w:t>
             </w:r>
           </w:p>
         </w:tc>
